--- a/All_Books/08 BEFORE US/Word version/BEFORE_US_ja_A6.docx
+++ b/All_Books/08 BEFORE US/Word version/BEFORE_US_ja_A6.docx
@@ -2146,7 +2146,35 @@
           <w:rFonts w:ascii="Yu Gothic" w:eastAsia="Yu Gothic" w:hAnsi="Yu Gothic" w:cs="Yu Gothic" w:hint="eastAsia"/>
           <w:sz w:val="32"/>
         </w:rPr>
-        <w:t>分かりやすくするために、その200万年を二つの主要な大周期に分けてみましょう。それぞれの大周期は約1億年続き、この地球の叙事詩における二つの大きな章、二つの極めて重要な幕のようです。</w:t>
+        <w:t>分かりやすくするために、その</w:t>
+      </w:r>
+      <w:r>
+        <w:rPr>
+          <w:rFonts w:ascii="Yu Gothic" w:eastAsia="Yu Gothic" w:hAnsi="Yu Gothic" w:cs="Yu Gothic" w:hint="eastAsia"/>
+          <w:sz w:val="32"/>
+        </w:rPr>
+        <w:t>2</w:t>
+      </w:r>
+      <w:r>
+        <w:rPr>
+          <w:rFonts w:ascii="Yu Gothic" w:eastAsia="Yu Gothic" w:hAnsi="Yu Gothic" w:cs="Yu Gothic"/>
+          <w:sz w:val="32"/>
+        </w:rPr>
+        <w:t>億</w:t>
+      </w:r>
+      <w:r>
+        <w:rPr>
+          <w:rFonts w:ascii="Yu Gothic" w:eastAsia="Yu Gothic" w:hAnsi="Yu Gothic" w:cs="Yu Gothic" w:hint="eastAsia"/>
+          <w:sz w:val="32"/>
+        </w:rPr>
+        <w:t>年</w:t>
+      </w:r>
+      <w:r>
+        <w:rPr>
+          <w:rFonts w:ascii="Yu Gothic" w:eastAsia="Yu Gothic" w:hAnsi="Yu Gothic" w:cs="Yu Gothic" w:hint="eastAsia"/>
+          <w:sz w:val="32"/>
+        </w:rPr>
+        <w:t>を二つの主要な大周期に分けてみましょう。それぞれの大周期は約1億年続き、この地球の叙事詩における二つの大きな章、二つの極めて重要な幕のようです。</w:t>
       </w:r>
     </w:p>
     <w:p>
@@ -3859,56 +3887,6 @@
     </w:p>
     <w:p>
       <w:pPr>
-        <w:pStyle w:val="NormalWeb"/>
-        <w:jc w:val="both"/>
-        <w:rPr>
-          <w:rFonts w:ascii="Yu Gothic" w:eastAsia="Yu Gothic" w:hAnsi="Yu Gothic" w:cs="Yu Gothic"/>
-          <w:sz w:val="32"/>
-        </w:rPr>
-      </w:pPr>
-      <w:r>
-        <w:rPr>
-          <w:rFonts w:ascii="Yu Gothic" w:eastAsia="Yu Gothic" w:hAnsi="Yu Gothic" w:cs="Yu Gothic" w:hint="eastAsia"/>
-          <w:sz w:val="32"/>
-        </w:rPr>
-        <w:t>アトランティスの出来事は、ノアの大洪水の直前の文明ではなかったか</w:t>
-      </w:r>
-      <w:r>
-        <w:rPr>
-          <w:rFonts w:ascii="Yu Gothic" w:eastAsia="Yu Gothic" w:hAnsi="Yu Gothic" w:cs="Yu Gothic" w:hint="eastAsia"/>
-          <w:sz w:val="32"/>
-        </w:rPr>
-        <w:lastRenderedPageBreak/>
-        <w:t>もしれませんが、それよりもさらに前の、地球のより長い歴史の流れの中に位置する、輝かしくも悲劇に満ちた周期の一つでした。その記憶は、曖昧ではありますが、何世代にもわたり、多くの文化を通して、物質的にどれほど発展しても、道徳の基盤と神への畏敬の念を失った社会に何が起こりうるかという警告として、今なお語り継がれています。</w:t>
-      </w:r>
-    </w:p>
-    <w:p>
-      <w:pPr>
-        <w:pStyle w:val="NormalWeb"/>
-        <w:jc w:val="both"/>
-        <w:rPr>
-          <w:rFonts w:ascii="Yu Gothic" w:eastAsia="Yu Gothic" w:hAnsi="Yu Gothic" w:cs="Yu Gothic"/>
-          <w:sz w:val="32"/>
-        </w:rPr>
-      </w:pPr>
-      <w:r>
-        <w:rPr>
-          <w:rFonts w:ascii="Yu Gothic" w:eastAsia="Yu Gothic" w:hAnsi="Yu Gothic" w:cs="Yu Gothic" w:hint="eastAsia"/>
-          <w:sz w:val="32"/>
-        </w:rPr>
-        <w:t>消えた島々、大洋の底深く沈んだ都市についての物語はすべて、はるかに大きな歴史的真実の断片なのです。</w:t>
-      </w:r>
-      <w:r>
-        <w:rPr>
-          <w:rFonts w:ascii="Yu Gothic" w:eastAsia="Yu Gothic" w:hAnsi="Yu Gothic" w:cs="Yu Gothic" w:hint="eastAsia"/>
-          <w:sz w:val="32"/>
-        </w:rPr>
-        <w:lastRenderedPageBreak/>
-        <w:t>アトランティスは典型的な例であり、地球の長い叙事詩における悲壮な一章です。</w:t>
-      </w:r>
-    </w:p>
-    <w:p>
-      <w:pPr>
         <w:jc w:val="center"/>
         <w:rPr>
           <w:rFonts w:ascii="Yu Gothic" w:eastAsia="Yu Gothic" w:hAnsi="Yu Gothic" w:cs="Yu Gothic"/>
@@ -3916,6 +3894,8 @@
           <w:szCs w:val="24"/>
         </w:rPr>
       </w:pPr>
+      <w:bookmarkStart w:id="0" w:name="_GoBack"/>
+      <w:bookmarkEnd w:id="0"/>
       <w:r>
         <w:rPr>
           <w:rFonts w:ascii="Yu Gothic" w:eastAsia="Yu Gothic" w:hAnsi="Yu Gothic" w:cs="Yu Gothic"/>
@@ -3985,7 +3965,6 @@
           <w:rFonts w:ascii="Yu Gothic" w:eastAsia="Yu Gothic" w:hAnsi="Yu Gothic" w:cs="Yu Gothic" w:hint="eastAsia"/>
           <w:sz w:val="32"/>
         </w:rPr>
-        <w:lastRenderedPageBreak/>
         <w:t>これらの文明について概説していただけますか？</w:t>
       </w:r>
     </w:p>
@@ -4022,32 +4001,40 @@
           <w:rFonts w:ascii="Yu Gothic" w:eastAsia="Yu Gothic" w:hAnsi="Yu Gothic" w:cs="Yu Gothic" w:hint="eastAsia"/>
           <w:sz w:val="32"/>
         </w:rPr>
-        <w:t>（モハン氏はジャック・ヴォスが計算した数字に穏やかに微笑む。彼の笑みは嘲笑ではなく、有限の数字で無限を捉えようとする人間の努力への理解を示すものだ。）</w:t>
-      </w:r>
-    </w:p>
-    <w:p>
-      <w:pPr>
-        <w:pStyle w:val="NormalWeb"/>
-        <w:jc w:val="both"/>
-        <w:rPr>
-          <w:rFonts w:ascii="Yu Gothic" w:eastAsia="Yu Gothic" w:hAnsi="Yu Gothic" w:cs="Yu Gothic"/>
-          <w:sz w:val="32"/>
-        </w:rPr>
-      </w:pPr>
-      <w:r>
-        <w:rPr>
-          <w:rFonts w:ascii="Yu Gothic" w:eastAsia="Yu Gothic" w:hAnsi="Yu Gothic" w:cs="Yu Gothic" w:hint="eastAsia"/>
-          <w:sz w:val="32"/>
-        </w:rPr>
-        <w:t>ジャックさんが計算された数字、約三万周期というのは、確かに、時間の広大さと、この地球が経験してきた無数の盛衰を私たちが想像するた</w:t>
-      </w:r>
-      <w:r>
-        <w:rPr>
-          <w:rFonts w:ascii="Yu Gothic" w:eastAsia="Yu Gothic" w:hAnsi="Yu Gothic" w:cs="Yu Gothic" w:hint="eastAsia"/>
-          <w:sz w:val="32"/>
-        </w:rPr>
-        <w:lastRenderedPageBreak/>
-        <w:t>めの一つの方法です。もちろん、先ほどお話ししたように、各周期の長さは決して均一ではなく、非常に短い周期もあれば、その平均値よりはるかに長く続く周期もありました。宇宙と生命の歴史は、必ずしも私たちの単純な線形計算に従うわけではないのです。</w:t>
+        <w:t>（モハン氏はジャック・ヴォスが計算した数字に穏やかに微笑む。彼の</w:t>
+      </w:r>
+      <w:r>
+        <w:rPr>
+          <w:rFonts w:ascii="Yu Gothic" w:eastAsia="Yu Gothic" w:hAnsi="Yu Gothic" w:cs="Yu Gothic" w:hint="eastAsia"/>
+          <w:sz w:val="32"/>
+        </w:rPr>
+        <w:lastRenderedPageBreak/>
+        <w:t>笑みは嘲笑ではなく、有限の数字で無限を捉えようとする人間の努力への理解を示すものだ。）</w:t>
+      </w:r>
+    </w:p>
+    <w:p>
+      <w:pPr>
+        <w:pStyle w:val="NormalWeb"/>
+        <w:jc w:val="both"/>
+        <w:rPr>
+          <w:rFonts w:ascii="Yu Gothic" w:eastAsia="Yu Gothic" w:hAnsi="Yu Gothic" w:cs="Yu Gothic"/>
+          <w:sz w:val="32"/>
+        </w:rPr>
+      </w:pPr>
+      <w:r>
+        <w:rPr>
+          <w:rFonts w:ascii="Yu Gothic" w:eastAsia="Yu Gothic" w:hAnsi="Yu Gothic" w:cs="Yu Gothic" w:hint="eastAsia"/>
+          <w:sz w:val="32"/>
+        </w:rPr>
+        <w:t>ジャックさんが計算された数字、約三万周期というのは、確かに、時間の広大さと、この地球が経験してきた無数の盛衰を私たちが想像するための一つの方法です。もちろん、先ほどお話ししたように、各周期の長さは決して均一ではなく、非常に短い周期もあれば、その平均値よりはるかに長く続く周期もありました。宇宙と生命の歴史は、必ずしも私た</w:t>
+      </w:r>
+      <w:r>
+        <w:rPr>
+          <w:rFonts w:ascii="Yu Gothic" w:eastAsia="Yu Gothic" w:hAnsi="Yu Gothic" w:cs="Yu Gothic" w:hint="eastAsia"/>
+          <w:sz w:val="32"/>
+        </w:rPr>
+        <w:lastRenderedPageBreak/>
+        <w:t>ちの単純な線形計算に従うわけではないのです。</w:t>
       </w:r>
     </w:p>
     <w:p>
@@ -4081,125 +4068,124 @@
           <w:rFonts w:ascii="Yu Gothic" w:eastAsia="Yu Gothic" w:hAnsi="Yu Gothic" w:cs="Yu Gothic" w:hint="eastAsia"/>
           <w:sz w:val="32"/>
         </w:rPr>
-        <w:lastRenderedPageBreak/>
-        <w:t>その長く続く歴史の流れの中で、実に無数の文明が存在し、それぞれの文明には独自の特徴、成果、そして教訓がありました。すべてを語るには多くの時間が必要でしょうが、私が「見た」中で、特に深い印象を残したいくつかの映像、いくつかの代表的な例をあなたと分かち合うことはできます。</w:t>
-      </w:r>
-    </w:p>
-    <w:p>
-      <w:pPr>
-        <w:pStyle w:val="NormalWeb"/>
-        <w:jc w:val="both"/>
-        <w:rPr>
-          <w:rFonts w:ascii="Yu Gothic" w:eastAsia="Yu Gothic" w:hAnsi="Yu Gothic" w:cs="Yu Gothic"/>
-          <w:sz w:val="32"/>
-        </w:rPr>
-      </w:pPr>
-      <w:r>
-        <w:rPr>
-          <w:rFonts w:ascii="Yu Gothic" w:eastAsia="Yu Gothic" w:hAnsi="Yu Gothic" w:cs="Yu Gothic" w:hint="eastAsia"/>
-          <w:sz w:val="32"/>
-        </w:rPr>
-        <w:t>例えば、巨人たちがこの地球上を実際に闊歩していた時代がありました。彼らは異形の生物や怪物ではなく、今日の私たちより何倍も背が高い、</w:t>
-      </w:r>
-      <w:r>
-        <w:rPr>
-          <w:rFonts w:ascii="Yu Gothic" w:eastAsia="Yu Gothic" w:hAnsi="Yu Gothic" w:cs="Yu Gothic" w:hint="eastAsia"/>
-          <w:sz w:val="32"/>
-        </w:rPr>
-        <w:lastRenderedPageBreak/>
-        <w:t>巨大な体躯を持つ一つの人種でした。彼らは独自の文明を持ち、その体格に見合った壮大な建築物を築きました。現代の考古学者が化石を発見する巨大な恐竜たちは、ジャックさん、その時代には、その一部の種が彼らのペット、あるいは乗り物でさえあったのです。彼らの文明もまた、今日の私たちがおそらく忘れてしまったエネルギーや自然法則に関する理解に基づいていました。</w:t>
-      </w:r>
-    </w:p>
-    <w:p>
-      <w:pPr>
-        <w:pStyle w:val="NormalWeb"/>
-        <w:jc w:val="both"/>
-        <w:rPr>
-          <w:rFonts w:ascii="Yu Gothic" w:eastAsia="Yu Gothic" w:hAnsi="Yu Gothic" w:cs="Yu Gothic"/>
-          <w:sz w:val="32"/>
-        </w:rPr>
-      </w:pPr>
-      <w:r>
-        <w:rPr>
-          <w:rFonts w:ascii="Yu Gothic" w:eastAsia="Yu Gothic" w:hAnsi="Yu Gothic" w:cs="Yu Gothic" w:hint="eastAsia"/>
-          <w:sz w:val="32"/>
-        </w:rPr>
-        <w:t>また別の文明もありました。彼らは壮大な物質的建造物を築くことには</w:t>
-      </w:r>
-      <w:r>
-        <w:rPr>
-          <w:rFonts w:ascii="Yu Gothic" w:eastAsia="Yu Gothic" w:hAnsi="Yu Gothic" w:cs="Yu Gothic" w:hint="eastAsia"/>
-          <w:sz w:val="32"/>
-        </w:rPr>
-        <w:lastRenderedPageBreak/>
-        <w:t>重点を置かず、その代わりに音と周波数を利用する能力を頂点まで発展させました。彼らは音を使って病気を癒し、重い物を動かし、非常に遠い距離と交信し、さらには物質の構造に影響を与えることさえできました。彼らの建造物は、もしあったとしても、周波数を使って岩や自然の素材を成形し、周囲の環境と完全に調和した建築物を生み出すことによって建てられるのが常でした。</w:t>
-      </w:r>
-    </w:p>
-    <w:p>
-      <w:pPr>
-        <w:pStyle w:val="NormalWeb"/>
-        <w:jc w:val="both"/>
-        <w:rPr>
-          <w:rFonts w:ascii="Yu Gothic" w:eastAsia="Yu Gothic" w:hAnsi="Yu Gothic" w:cs="Yu Gothic"/>
-          <w:sz w:val="32"/>
-        </w:rPr>
-      </w:pPr>
-      <w:r>
-        <w:rPr>
-          <w:rFonts w:ascii="Yu Gothic" w:eastAsia="Yu Gothic" w:hAnsi="Yu Gothic" w:cs="Yu Gothic" w:hint="eastAsia"/>
-          <w:sz w:val="32"/>
-        </w:rPr>
-        <w:t>そして、おそらく後ほど詳しくお話しする機会があるでしょう、人魚の</w:t>
-      </w:r>
-      <w:r>
-        <w:rPr>
-          <w:rFonts w:ascii="Yu Gothic" w:eastAsia="Yu Gothic" w:hAnsi="Yu Gothic" w:cs="Yu Gothic" w:hint="eastAsia"/>
-          <w:sz w:val="32"/>
-        </w:rPr>
-        <w:lastRenderedPageBreak/>
-        <w:t>ような、海の底の神秘的な文明もありました…。</w:t>
-      </w:r>
-    </w:p>
-    <w:p>
-      <w:pPr>
-        <w:pStyle w:val="NormalWeb"/>
-        <w:jc w:val="both"/>
-        <w:rPr>
-          <w:rFonts w:ascii="Yu Gothic" w:eastAsia="Yu Gothic" w:hAnsi="Yu Gothic" w:cs="Yu Gothic"/>
-          <w:sz w:val="32"/>
-        </w:rPr>
-      </w:pPr>
-      <w:r>
-        <w:rPr>
-          <w:rFonts w:ascii="Yu Gothic" w:eastAsia="Yu Gothic" w:hAnsi="Yu Gothic" w:cs="Yu Gothic" w:hint="eastAsia"/>
-          <w:sz w:val="32"/>
-        </w:rPr>
-        <w:t>そしてもちろん、先ほど話したアトランティスのような、結晶体と光のエネルギーに基づく技術を持ちながら、道徳を失ったために自滅した文明についても触れないわけにはいきません。</w:t>
-      </w:r>
-    </w:p>
-    <w:p>
-      <w:pPr>
-        <w:pStyle w:val="NormalWeb"/>
-        <w:jc w:val="both"/>
-        <w:rPr>
-          <w:rFonts w:ascii="Yu Gothic" w:eastAsia="Yu Gothic" w:hAnsi="Yu Gothic" w:cs="Yu Gothic"/>
-          <w:sz w:val="32"/>
-        </w:rPr>
-      </w:pPr>
-      <w:r>
-        <w:rPr>
-          <w:rFonts w:ascii="Yu Gothic" w:eastAsia="Yu Gothic" w:hAnsi="Yu Gothic" w:cs="Yu Gothic" w:hint="eastAsia"/>
-          <w:sz w:val="32"/>
-        </w:rPr>
-        <w:t>さらには、姿、肌の色、能力の異なる多くの人種が、広大な土地で平和に共存し、多様で豊かな社会を築いていた時代もありました。各人種は</w:t>
-      </w:r>
-      <w:r>
-        <w:rPr>
-          <w:rFonts w:ascii="Yu Gothic" w:eastAsia="Yu Gothic" w:hAnsi="Yu Gothic" w:cs="Yu Gothic" w:hint="eastAsia"/>
-          <w:sz w:val="32"/>
-        </w:rPr>
-        <w:lastRenderedPageBreak/>
-        <w:t>それぞれ独自の強みを持ち、コミュニティ全体の発展に貢献していました。</w:t>
+        <w:t>その長く続く歴史の流れの中で、実に無数の文明が存在し、それぞれの文明には独自の特徴、成果、そして教訓がありました。すべてを語るには多くの時間が必要でしょうが、私が「見た」中で、特に深い印象を残</w:t>
+      </w:r>
+      <w:r>
+        <w:rPr>
+          <w:rFonts w:ascii="Yu Gothic" w:eastAsia="Yu Gothic" w:hAnsi="Yu Gothic" w:cs="Yu Gothic" w:hint="eastAsia"/>
+          <w:sz w:val="32"/>
+        </w:rPr>
+        <w:lastRenderedPageBreak/>
+        <w:t>したいくつかの映像、いくつかの代表的な例をあなたと分かち合うことはできます。</w:t>
+      </w:r>
+    </w:p>
+    <w:p>
+      <w:pPr>
+        <w:pStyle w:val="NormalWeb"/>
+        <w:jc w:val="both"/>
+        <w:rPr>
+          <w:rFonts w:ascii="Yu Gothic" w:eastAsia="Yu Gothic" w:hAnsi="Yu Gothic" w:cs="Yu Gothic"/>
+          <w:sz w:val="32"/>
+        </w:rPr>
+      </w:pPr>
+      <w:r>
+        <w:rPr>
+          <w:rFonts w:ascii="Yu Gothic" w:eastAsia="Yu Gothic" w:hAnsi="Yu Gothic" w:cs="Yu Gothic" w:hint="eastAsia"/>
+          <w:sz w:val="32"/>
+        </w:rPr>
+        <w:t>例えば、巨人たちがこの地球上を実際に闊歩していた時代がありました。彼らは異形の生物や怪物ではなく、今日の私たちより何倍も背が高い、巨大な体躯を持つ一つの人種でした。彼らは独自の文明を持ち、その体格に見合った壮大な建築物を築きました。現代の考古学者が化石を発見する巨大な恐竜たちは、ジャックさん、その時代には、その一部の種が彼ら</w:t>
+      </w:r>
+      <w:r>
+        <w:rPr>
+          <w:rFonts w:ascii="Yu Gothic" w:eastAsia="Yu Gothic" w:hAnsi="Yu Gothic" w:cs="Yu Gothic" w:hint="eastAsia"/>
+          <w:sz w:val="32"/>
+        </w:rPr>
+        <w:lastRenderedPageBreak/>
+        <w:t>のペット、あるいは乗り物でさえあったのです。彼らの文明もまた、今日の私たちがおそらく忘れてしまったエネルギーや自然法則に関する理解に基づいていました。</w:t>
+      </w:r>
+    </w:p>
+    <w:p>
+      <w:pPr>
+        <w:pStyle w:val="NormalWeb"/>
+        <w:jc w:val="both"/>
+        <w:rPr>
+          <w:rFonts w:ascii="Yu Gothic" w:eastAsia="Yu Gothic" w:hAnsi="Yu Gothic" w:cs="Yu Gothic"/>
+          <w:sz w:val="32"/>
+        </w:rPr>
+      </w:pPr>
+      <w:r>
+        <w:rPr>
+          <w:rFonts w:ascii="Yu Gothic" w:eastAsia="Yu Gothic" w:hAnsi="Yu Gothic" w:cs="Yu Gothic" w:hint="eastAsia"/>
+          <w:sz w:val="32"/>
+        </w:rPr>
+        <w:t>また別の文明もありました。彼らは壮大な物質的建造物を築くことには重点を置かず、その代わりに音と周波数を利用する能力を頂点まで発展させました。彼らは音を使って病気を癒し、重い物を動かし、非常に遠い距離と交信し、さらには物質の構造に影響を与えることさえできまし</w:t>
+      </w:r>
+      <w:r>
+        <w:rPr>
+          <w:rFonts w:ascii="Yu Gothic" w:eastAsia="Yu Gothic" w:hAnsi="Yu Gothic" w:cs="Yu Gothic" w:hint="eastAsia"/>
+          <w:sz w:val="32"/>
+        </w:rPr>
+        <w:lastRenderedPageBreak/>
+        <w:t>た。彼らの建造物は、もしあったとしても、周波数を使って岩や自然の素材を成形し、周囲の環境と完全に調和した建築物を生み出すことによって建てられるのが常でした。</w:t>
+      </w:r>
+    </w:p>
+    <w:p>
+      <w:pPr>
+        <w:pStyle w:val="NormalWeb"/>
+        <w:jc w:val="both"/>
+        <w:rPr>
+          <w:rFonts w:ascii="Yu Gothic" w:eastAsia="Yu Gothic" w:hAnsi="Yu Gothic" w:cs="Yu Gothic"/>
+          <w:sz w:val="32"/>
+        </w:rPr>
+      </w:pPr>
+      <w:r>
+        <w:rPr>
+          <w:rFonts w:ascii="Yu Gothic" w:eastAsia="Yu Gothic" w:hAnsi="Yu Gothic" w:cs="Yu Gothic" w:hint="eastAsia"/>
+          <w:sz w:val="32"/>
+        </w:rPr>
+        <w:t>そして、おそらく後ほど詳しくお話しする機会があるでしょう、人魚のような、海の底の神秘的な文明もありました…。</w:t>
+      </w:r>
+    </w:p>
+    <w:p>
+      <w:pPr>
+        <w:pStyle w:val="NormalWeb"/>
+        <w:jc w:val="both"/>
+        <w:rPr>
+          <w:rFonts w:ascii="Yu Gothic" w:eastAsia="Yu Gothic" w:hAnsi="Yu Gothic" w:cs="Yu Gothic"/>
+          <w:sz w:val="32"/>
+        </w:rPr>
+      </w:pPr>
+      <w:r>
+        <w:rPr>
+          <w:rFonts w:ascii="Yu Gothic" w:eastAsia="Yu Gothic" w:hAnsi="Yu Gothic" w:cs="Yu Gothic" w:hint="eastAsia"/>
+          <w:sz w:val="32"/>
+        </w:rPr>
+        <w:t>そしてもちろん、先ほど話したアトランティスのような、結晶体と光のエネルギーに基づく技術を持ちなが</w:t>
+      </w:r>
+      <w:r>
+        <w:rPr>
+          <w:rFonts w:ascii="Yu Gothic" w:eastAsia="Yu Gothic" w:hAnsi="Yu Gothic" w:cs="Yu Gothic" w:hint="eastAsia"/>
+          <w:sz w:val="32"/>
+        </w:rPr>
+        <w:lastRenderedPageBreak/>
+        <w:t>ら、道徳を失ったために自滅した文明についても触れないわけにはいきません。</w:t>
+      </w:r>
+    </w:p>
+    <w:p>
+      <w:pPr>
+        <w:pStyle w:val="NormalWeb"/>
+        <w:jc w:val="both"/>
+        <w:rPr>
+          <w:rFonts w:ascii="Yu Gothic" w:eastAsia="Yu Gothic" w:hAnsi="Yu Gothic" w:cs="Yu Gothic"/>
+          <w:sz w:val="32"/>
+        </w:rPr>
+      </w:pPr>
+      <w:r>
+        <w:rPr>
+          <w:rFonts w:ascii="Yu Gothic" w:eastAsia="Yu Gothic" w:hAnsi="Yu Gothic" w:cs="Yu Gothic" w:hint="eastAsia"/>
+          <w:sz w:val="32"/>
+        </w:rPr>
+        <w:t>さらには、姿、肌の色、能力の異なる多くの人種が、広大な土地で平和に共存し、多様で豊かな社会を築いていた時代もありました。各人種はそれぞれ独自の強みを持ち、コミュニティ全体の発展に貢献していました。</w:t>
       </w:r>
     </w:p>
     <w:p>
@@ -4233,15 +4219,8 @@
           <w:rFonts w:ascii="Yu Gothic" w:eastAsia="Yu Gothic" w:hAnsi="Yu Gothic" w:cs="Yu Gothic" w:hint="eastAsia"/>
           <w:sz w:val="32"/>
         </w:rPr>
-        <w:t>それらの文明の一つ一つが、ジャックさん、地球という壮大な歴史書の一章なのです。それらは現れ、輝き、そして消え去り、教訓と痕跡を残していきました。そして、私たち後の者がそれらを再び見つけ出し、解読するには、時には大変な困難が伴います。私が語ったことは、ほんのい</w:t>
-      </w:r>
-      <w:r>
-        <w:rPr>
-          <w:rFonts w:ascii="Yu Gothic" w:eastAsia="Yu Gothic" w:hAnsi="Yu Gothic" w:cs="Yu Gothic" w:hint="eastAsia"/>
-          <w:sz w:val="32"/>
-        </w:rPr>
-        <w:lastRenderedPageBreak/>
-        <w:t>くつかの大まかなスケッチに過ぎません。なぜなら、それらの文明の豊かさと多様性は、実に私たちの通常の想像力を超えているからです。</w:t>
+        <w:lastRenderedPageBreak/>
+        <w:t>それらの文明の一つ一つが、ジャックさん、地球という壮大な歴史書の一章なのです。それらは現れ、輝き、そして消え去り、教訓と痕跡を残していきました。そして、私たち後の者がそれらを再び見つけ出し、解読するには、時には大変な困難が伴います。私が語ったことは、ほんのいくつかの大まかなスケッチに過ぎません。なぜなら、それらの文明の豊かさと多様性は、実に私たちの通常の想像力を超えているからです。</w:t>
       </w:r>
     </w:p>
     <w:p>
@@ -4305,15 +4284,7 @@
           <w:rFonts w:ascii="Yu Gothic" w:eastAsia="Yu Gothic" w:hAnsi="Yu Gothic" w:cs="Yu Gothic" w:hint="eastAsia"/>
           <w:sz w:val="32"/>
         </w:rPr>
-        <w:t>先ほど、巨人、小人、そして海中の人魚にまで言及されましたね…。ということは、これらは単におとぎ話</w:t>
-      </w:r>
-      <w:r>
-        <w:rPr>
-          <w:rFonts w:ascii="Yu Gothic" w:eastAsia="Yu Gothic" w:hAnsi="Yu Gothic" w:cs="Yu Gothic" w:hint="eastAsia"/>
-          <w:sz w:val="32"/>
-        </w:rPr>
-        <w:lastRenderedPageBreak/>
-        <w:t>の想像の産物ではないのかもしれませんね…。</w:t>
+        <w:t>先ほど、巨人、小人、そして海中の人魚にまで言及されましたね…。ということは、これらは単におとぎ話の想像の産物ではないのかもしれませんね…。</w:t>
       </w:r>
     </w:p>
     <w:p>
@@ -4349,66 +4320,73 @@
           <w:rFonts w:ascii="Yu Gothic" w:eastAsia="Yu Gothic" w:hAnsi="Yu Gothic" w:cs="Yu Gothic" w:hint="eastAsia"/>
           <w:sz w:val="32"/>
         </w:rPr>
-        <w:t>（モハン氏は注意深く耳を傾け、それから深い理解をもって静かに頷く。彼の眼差しはまるで時の帳を貫くかのようだ。）</w:t>
-      </w:r>
-    </w:p>
-    <w:p>
-      <w:pPr>
-        <w:pStyle w:val="NormalWeb"/>
-        <w:jc w:val="both"/>
-        <w:rPr>
-          <w:rFonts w:ascii="Yu Gothic" w:eastAsia="Yu Gothic" w:hAnsi="Yu Gothic" w:cs="Yu Gothic"/>
-          <w:sz w:val="32"/>
-        </w:rPr>
-      </w:pPr>
-      <w:r>
-        <w:rPr>
-          <w:rFonts w:ascii="Yu Gothic" w:eastAsia="Yu Gothic" w:hAnsi="Yu Gothic" w:cs="Yu Gothic" w:hint="eastAsia"/>
-          <w:sz w:val="32"/>
-        </w:rPr>
-        <w:t>はい、ジャックさん。私たちは子供の頃、巨人や小人、あるいは海の底に住む美しい人魚のおとぎ話をよく聞かされたものです。大人になると、私たちの多くは、それらは昔の人の</w:t>
-      </w:r>
-      <w:r>
-        <w:rPr>
-          <w:rFonts w:ascii="Yu Gothic" w:eastAsia="Yu Gothic" w:hAnsi="Yu Gothic" w:cs="Yu Gothic" w:hint="eastAsia"/>
-          <w:sz w:val="32"/>
-        </w:rPr>
-        <w:lastRenderedPageBreak/>
-        <w:t>豊かな想像力の産物であり、娯楽や道徳教育のために作られた物語に過ぎないと考えるようになります。</w:t>
-      </w:r>
-    </w:p>
-    <w:p>
-      <w:pPr>
-        <w:pStyle w:val="NormalWeb"/>
-        <w:jc w:val="both"/>
-        <w:rPr>
-          <w:rFonts w:ascii="Yu Gothic" w:eastAsia="Yu Gothic" w:hAnsi="Yu Gothic" w:cs="Yu Gothic"/>
-          <w:sz w:val="32"/>
-        </w:rPr>
-      </w:pPr>
-      <w:r>
-        <w:rPr>
-          <w:rFonts w:ascii="Yu Gothic" w:eastAsia="Yu Gothic" w:hAnsi="Yu Gothic" w:cs="Yu Gothic" w:hint="eastAsia"/>
-          <w:sz w:val="32"/>
-        </w:rPr>
-        <w:t>しかし、私の「見た」ところ、そして「啓示された」ところによれば、真実は必ずしもそうではありません。おとぎ話の中にしか存在しないと思われていたそれらのイメージや登場人物の多くが、実はこの地球のかつての文明周期に実在した起源を持っているのです。</w:t>
-      </w:r>
-    </w:p>
-    <w:p>
-      <w:pPr>
-        <w:pStyle w:val="NormalWeb"/>
-        <w:jc w:val="both"/>
-        <w:rPr>
-          <w:rFonts w:ascii="Yu Gothic" w:eastAsia="Yu Gothic" w:hAnsi="Yu Gothic" w:cs="Yu Gothic"/>
-          <w:sz w:val="32"/>
-        </w:rPr>
-      </w:pPr>
-      <w:r>
-        <w:rPr>
-          <w:rFonts w:ascii="Yu Gothic" w:eastAsia="Yu Gothic" w:hAnsi="Yu Gothic" w:cs="Yu Gothic" w:hint="eastAsia"/>
-          <w:sz w:val="32"/>
-        </w:rPr>
-        <w:lastRenderedPageBreak/>
+        <w:t>（モハン氏は注意深く耳を傾け、それから深い理解をもって静かに頷く。</w:t>
+      </w:r>
+      <w:r>
+        <w:rPr>
+          <w:rFonts w:ascii="Yu Gothic" w:eastAsia="Yu Gothic" w:hAnsi="Yu Gothic" w:cs="Yu Gothic" w:hint="eastAsia"/>
+          <w:sz w:val="32"/>
+        </w:rPr>
+        <w:lastRenderedPageBreak/>
+        <w:t>彼の眼差しはまるで時の帳を貫くかのようだ。）</w:t>
+      </w:r>
+    </w:p>
+    <w:p>
+      <w:pPr>
+        <w:pStyle w:val="NormalWeb"/>
+        <w:jc w:val="both"/>
+        <w:rPr>
+          <w:rFonts w:ascii="Yu Gothic" w:eastAsia="Yu Gothic" w:hAnsi="Yu Gothic" w:cs="Yu Gothic"/>
+          <w:sz w:val="32"/>
+        </w:rPr>
+      </w:pPr>
+      <w:r>
+        <w:rPr>
+          <w:rFonts w:ascii="Yu Gothic" w:eastAsia="Yu Gothic" w:hAnsi="Yu Gothic" w:cs="Yu Gothic" w:hint="eastAsia"/>
+          <w:sz w:val="32"/>
+        </w:rPr>
+        <w:t>はい、ジャックさん。私たちは子供の頃、巨人や小人、あるいは海の底に住む美しい人魚のおとぎ話をよく聞かされたものです。大人になると、私たちの多くは、それらは昔の人の豊かな想像力の産物であり、娯楽や道徳教育のために作られた物語に過ぎないと考えるようになります。</w:t>
+      </w:r>
+    </w:p>
+    <w:p>
+      <w:pPr>
+        <w:pStyle w:val="NormalWeb"/>
+        <w:jc w:val="both"/>
+        <w:rPr>
+          <w:rFonts w:ascii="Yu Gothic" w:eastAsia="Yu Gothic" w:hAnsi="Yu Gothic" w:cs="Yu Gothic"/>
+          <w:sz w:val="32"/>
+        </w:rPr>
+      </w:pPr>
+      <w:r>
+        <w:rPr>
+          <w:rFonts w:ascii="Yu Gothic" w:eastAsia="Yu Gothic" w:hAnsi="Yu Gothic" w:cs="Yu Gothic" w:hint="eastAsia"/>
+          <w:sz w:val="32"/>
+        </w:rPr>
+        <w:t>しかし、私の「見た」ところ、そして「啓示された」ところによれば、</w:t>
+      </w:r>
+      <w:r>
+        <w:rPr>
+          <w:rFonts w:ascii="Yu Gothic" w:eastAsia="Yu Gothic" w:hAnsi="Yu Gothic" w:cs="Yu Gothic" w:hint="eastAsia"/>
+          <w:sz w:val="32"/>
+        </w:rPr>
+        <w:lastRenderedPageBreak/>
+        <w:t>真実は必ずしもそうではありません。おとぎ話の中にしか存在しないと思われていたそれらのイメージや登場人物の多くが、実はこの地球のかつての文明周期に実在した起源を持っているのです。</w:t>
+      </w:r>
+    </w:p>
+    <w:p>
+      <w:pPr>
+        <w:pStyle w:val="NormalWeb"/>
+        <w:jc w:val="both"/>
+        <w:rPr>
+          <w:rFonts w:ascii="Yu Gothic" w:eastAsia="Yu Gothic" w:hAnsi="Yu Gothic" w:cs="Yu Gothic"/>
+          <w:sz w:val="32"/>
+        </w:rPr>
+      </w:pPr>
+      <w:r>
+        <w:rPr>
+          <w:rFonts w:ascii="Yu Gothic" w:eastAsia="Yu Gothic" w:hAnsi="Yu Gothic" w:cs="Yu Gothic" w:hint="eastAsia"/>
+          <w:sz w:val="32"/>
+        </w:rPr>
         <w:t>［モハン氏の声は、穏やかさを保ちつつも、より断定的な響きを帯びる。］</w:t>
       </w:r>
     </w:p>
@@ -4426,7 +4404,15 @@
           <w:rFonts w:ascii="Yu Gothic" w:eastAsia="Yu Gothic" w:hAnsi="Yu Gothic" w:cs="Yu Gothic" w:hint="eastAsia"/>
           <w:sz w:val="32"/>
         </w:rPr>
-        <w:t>その多様性をより明確に想像していただけるように、ジャックさん、過去の文明周期に存在し、深い足跡を残したいくつかの特別な人種について、その概略をお話ししましょう。</w:t>
+        <w:t>その多様性をより明確に想像していただけるように、ジャックさん、過去の文明周期に存在し、深い足跡を</w:t>
+      </w:r>
+      <w:r>
+        <w:rPr>
+          <w:rFonts w:ascii="Yu Gothic" w:eastAsia="Yu Gothic" w:hAnsi="Yu Gothic" w:cs="Yu Gothic" w:hint="eastAsia"/>
+          <w:sz w:val="32"/>
+        </w:rPr>
+        <w:lastRenderedPageBreak/>
+        <w:t>残したいくつかの特別な人種について、その概略をお話ししましょう。</w:t>
       </w:r>
     </w:p>
     <w:p>
@@ -4462,84 +4448,83 @@
           <w:rFonts w:ascii="Yu Gothic" w:eastAsia="Yu Gothic" w:hAnsi="Yu Gothic" w:cs="Yu Gothic" w:hint="eastAsia"/>
           <w:sz w:val="32"/>
         </w:rPr>
-        <w:t>彼らは異形の生物や単なる神話ではありません。地球の歴史の多くの段階、特に第一の大周期と第二の大周</w:t>
-      </w:r>
-      <w:r>
-        <w:rPr>
-          <w:rFonts w:ascii="Yu Gothic" w:eastAsia="Yu Gothic" w:hAnsi="Yu Gothic" w:cs="Yu Gothic" w:hint="eastAsia"/>
-          <w:sz w:val="32"/>
-        </w:rPr>
-        <w:lastRenderedPageBreak/>
-        <w:t>期の初期段階において、巨人は実際に主要な人種であり、強力な文明でした。彼らの体格は、ジャックさん、種族や時代によって非常に多様でしたが、一般的には今日の私たちの平均身長の三倍、四倍、中には五倍、六倍にもなる種族もいました。</w:t>
-      </w:r>
-    </w:p>
-    <w:p>
-      <w:pPr>
-        <w:pStyle w:val="NormalWeb"/>
-        <w:jc w:val="both"/>
-        <w:rPr>
-          <w:rFonts w:ascii="Yu Gothic" w:eastAsia="Yu Gothic" w:hAnsi="Yu Gothic" w:cs="Yu Gothic"/>
-          <w:sz w:val="32"/>
-        </w:rPr>
-      </w:pPr>
-      <w:r>
-        <w:rPr>
-          <w:rFonts w:ascii="Yu Gothic" w:eastAsia="Yu Gothic" w:hAnsi="Yu Gothic" w:cs="Yu Gothic" w:hint="eastAsia"/>
-          <w:sz w:val="32"/>
-        </w:rPr>
-        <w:t>彼らの文明もまた、異なる方向性で非常に発展していました。彼らは巨大な建築物を持ち、その都市は巨大な石のブロックで建てられており、特別な能力や技術がなければ、どうやって移動させ、設置したのか、今</w:t>
-      </w:r>
-      <w:r>
-        <w:rPr>
-          <w:rFonts w:ascii="Yu Gothic" w:eastAsia="Yu Gothic" w:hAnsi="Yu Gothic" w:cs="Yu Gothic" w:hint="eastAsia"/>
-          <w:sz w:val="32"/>
-        </w:rPr>
-        <w:lastRenderedPageBreak/>
-        <w:t>日の私たちには想像もつきません。現代の考古学者が化石を発見する巨大な恐竜たちは、巨人の黄金時代には、その一部の種が単なるペットや家畜、あるいは移動手段、乗り物でさえあったのです。巨人がブロントサウルスやティラノサウルス・レックスの背中に乗る姿を、私たちが馬に乗るように想像できるでしょう。</w:t>
-      </w:r>
-    </w:p>
-    <w:p>
-      <w:pPr>
-        <w:pStyle w:val="NormalWeb"/>
-        <w:jc w:val="both"/>
-        <w:rPr>
-          <w:rFonts w:ascii="Yu Gothic" w:eastAsia="Yu Gothic" w:hAnsi="Yu Gothic" w:cs="Yu Gothic"/>
-          <w:sz w:val="32"/>
-        </w:rPr>
-      </w:pPr>
-      <w:r>
-        <w:rPr>
-          <w:rFonts w:ascii="Yu Gothic" w:eastAsia="Yu Gothic" w:hAnsi="Yu Gothic" w:cs="Yu Gothic" w:hint="eastAsia"/>
-          <w:sz w:val="32"/>
-        </w:rPr>
-        <w:t>彼らは、私たちが使うような複雑な機械を必ずしも介さずに、自然の法則、地球と宇宙のエネルギーについて深い理解を持っていました。彼ら</w:t>
-      </w:r>
-      <w:r>
-        <w:rPr>
-          <w:rFonts w:ascii="Yu Gothic" w:eastAsia="Yu Gothic" w:hAnsi="Yu Gothic" w:cs="Yu Gothic" w:hint="eastAsia"/>
-          <w:sz w:val="32"/>
-        </w:rPr>
-        <w:lastRenderedPageBreak/>
-        <w:t>の非凡な身体能力には、非常に長い寿命も伴っており、道徳がまだ純朴だった時代には、数百年、さらには数千年に及ぶこともありました。しかし、他の文明と同様に、傲慢さ、自己満足、そして道徳の退廃が現れると、彼らもまた成住壊滅の法則から逃れることはできませんでした。彼らの痕跡は今日、一部の場所で稀に発見される巨大な骨格、あるいは科学がまだ完全には説明できない神秘的な巨石建造物という形で残っているかもしれません。</w:t>
-      </w:r>
-    </w:p>
-    <w:p>
-      <w:pPr>
-        <w:pStyle w:val="NormalWeb"/>
-        <w:jc w:val="both"/>
-        <w:rPr>
-          <w:rFonts w:ascii="Yu Gothic" w:eastAsia="Yu Gothic" w:hAnsi="Yu Gothic" w:cs="Yu Gothic"/>
-          <w:sz w:val="32"/>
-        </w:rPr>
-      </w:pPr>
-      <w:r>
-        <w:rPr>
-          <w:rFonts w:ascii="Yu Gothic" w:eastAsia="Yu Gothic" w:hAnsi="Yu Gothic" w:cs="Yu Gothic" w:hint="eastAsia"/>
-          <w:b/>
-          <w:bCs/>
-          <w:sz w:val="32"/>
-        </w:rPr>
-        <w:lastRenderedPageBreak/>
+        <w:t>彼らは異形の生物や単なる神話ではありません。地球の歴史の多くの段階、特に第一の大周期と第二の大周期の初期段階において、巨人は実際に主要な人種であり、強力な文明でした。彼らの体格は、ジャックさん、種族や時代によって非常に多様でしたが、一般的には今日の私たちの平</w:t>
+      </w:r>
+      <w:r>
+        <w:rPr>
+          <w:rFonts w:ascii="Yu Gothic" w:eastAsia="Yu Gothic" w:hAnsi="Yu Gothic" w:cs="Yu Gothic" w:hint="eastAsia"/>
+          <w:sz w:val="32"/>
+        </w:rPr>
+        <w:lastRenderedPageBreak/>
+        <w:t>均身長の三倍、四倍、中には五倍、六倍にもなる種族もいました。</w:t>
+      </w:r>
+    </w:p>
+    <w:p>
+      <w:pPr>
+        <w:pStyle w:val="NormalWeb"/>
+        <w:jc w:val="both"/>
+        <w:rPr>
+          <w:rFonts w:ascii="Yu Gothic" w:eastAsia="Yu Gothic" w:hAnsi="Yu Gothic" w:cs="Yu Gothic"/>
+          <w:sz w:val="32"/>
+        </w:rPr>
+      </w:pPr>
+      <w:r>
+        <w:rPr>
+          <w:rFonts w:ascii="Yu Gothic" w:eastAsia="Yu Gothic" w:hAnsi="Yu Gothic" w:cs="Yu Gothic" w:hint="eastAsia"/>
+          <w:sz w:val="32"/>
+        </w:rPr>
+        <w:t>彼らの文明もまた、異なる方向性で非常に発展していました。彼らは巨大な建築物を持ち、その都市は巨大な石のブロックで建てられており、特別な能力や技術がなければ、どうやって移動させ、設置したのか、今日の私たちには想像もつきません。現代の考古学者が化石を発見する巨大な恐竜たちは、巨人の黄金時代には、その一部の種が単なるペットや家畜、あるいは移動手段、乗り物で</w:t>
+      </w:r>
+      <w:r>
+        <w:rPr>
+          <w:rFonts w:ascii="Yu Gothic" w:eastAsia="Yu Gothic" w:hAnsi="Yu Gothic" w:cs="Yu Gothic" w:hint="eastAsia"/>
+          <w:sz w:val="32"/>
+        </w:rPr>
+        <w:lastRenderedPageBreak/>
+        <w:t>さえあったのです。巨人がブロントサウルスやティラノサウルス・レックスの背中に乗る姿を、私たちが馬に乗るように想像できるでしょう。</w:t>
+      </w:r>
+    </w:p>
+    <w:p>
+      <w:pPr>
+        <w:pStyle w:val="NormalWeb"/>
+        <w:jc w:val="both"/>
+        <w:rPr>
+          <w:rFonts w:ascii="Yu Gothic" w:eastAsia="Yu Gothic" w:hAnsi="Yu Gothic" w:cs="Yu Gothic"/>
+          <w:sz w:val="32"/>
+        </w:rPr>
+      </w:pPr>
+      <w:r>
+        <w:rPr>
+          <w:rFonts w:ascii="Yu Gothic" w:eastAsia="Yu Gothic" w:hAnsi="Yu Gothic" w:cs="Yu Gothic" w:hint="eastAsia"/>
+          <w:sz w:val="32"/>
+        </w:rPr>
+        <w:t>彼らは、私たちが使うような複雑な機械を必ずしも介さずに、自然の法則、地球と宇宙のエネルギーについて深い理解を持っていました。彼らの非凡な身体能力には、非常に長い寿命も伴っており、道徳がまだ純朴だった時代には、数百年、さらには数千年に及ぶこともありました。しかし、他の文明と同様に、傲慢さ、</w:t>
+      </w:r>
+      <w:r>
+        <w:rPr>
+          <w:rFonts w:ascii="Yu Gothic" w:eastAsia="Yu Gothic" w:hAnsi="Yu Gothic" w:cs="Yu Gothic" w:hint="eastAsia"/>
+          <w:sz w:val="32"/>
+        </w:rPr>
+        <w:lastRenderedPageBreak/>
+        <w:t>自己満足、そして道徳の退廃が現れると、彼らもまた成住壊滅の法則から逃れることはできませんでした。彼らの痕跡は今日、一部の場所で稀に発見される巨大な骨格、あるいは科学がまだ完全には説明できない神秘的な巨石建造物という形で残っているかもしれません。</w:t>
+      </w:r>
+    </w:p>
+    <w:p>
+      <w:pPr>
+        <w:pStyle w:val="NormalWeb"/>
+        <w:jc w:val="both"/>
+        <w:rPr>
+          <w:rFonts w:ascii="Yu Gothic" w:eastAsia="Yu Gothic" w:hAnsi="Yu Gothic" w:cs="Yu Gothic"/>
+          <w:sz w:val="32"/>
+        </w:rPr>
+      </w:pPr>
+      <w:r>
+        <w:rPr>
+          <w:rFonts w:ascii="Yu Gothic" w:eastAsia="Yu Gothic" w:hAnsi="Yu Gothic" w:cs="Yu Gothic" w:hint="eastAsia"/>
+          <w:b/>
+          <w:bCs/>
+          <w:sz w:val="32"/>
+        </w:rPr>
         <w:t>小人について：</w:t>
       </w:r>
     </w:p>
@@ -4557,76 +4542,83 @@
           <w:rFonts w:ascii="Yu Gothic" w:eastAsia="Yu Gothic" w:hAnsi="Yu Gothic" w:cs="Yu Gothic" w:hint="eastAsia"/>
           <w:sz w:val="32"/>
         </w:rPr>
-        <w:t>巨人と同じく、小人もまた、おとぎ話の想像の産物だけではありません。彼らは実在した人種であり、巨人や私たちのような大きさの人種と並行して、あるいは異なる文明周期に存在しました。彼らの大きさも多様で、数十センチしかない種族もいれば、小さな子供くらいの高さの種族もいました。</w:t>
-      </w:r>
-    </w:p>
-    <w:p>
-      <w:pPr>
-        <w:pStyle w:val="NormalWeb"/>
-        <w:jc w:val="both"/>
-        <w:rPr>
-          <w:rFonts w:ascii="Yu Gothic" w:eastAsia="Yu Gothic" w:hAnsi="Yu Gothic" w:cs="Yu Gothic"/>
-          <w:sz w:val="32"/>
-        </w:rPr>
-      </w:pPr>
-      <w:r>
-        <w:rPr>
-          <w:rFonts w:ascii="Yu Gothic" w:eastAsia="Yu Gothic" w:hAnsi="Yu Gothic" w:cs="Yu Gothic" w:hint="eastAsia"/>
-          <w:sz w:val="32"/>
-        </w:rPr>
-        <w:t>彼らはしばしば、より大きな人間が近づきにくい、あるいは気づかない</w:t>
-      </w:r>
-      <w:r>
-        <w:rPr>
-          <w:rFonts w:ascii="Yu Gothic" w:eastAsia="Yu Gothic" w:hAnsi="Yu Gothic" w:cs="Yu Gothic" w:hint="eastAsia"/>
-          <w:sz w:val="32"/>
-        </w:rPr>
-        <w:lastRenderedPageBreak/>
-        <w:t>ような、鬱蒼とした森、深い洞窟、あるいは隠された谷間で、自然と調和して隠れ住んでいました。彼らは独自の生活様式を持つ自分たちの世界を持ち、その環境で生き残り、発展するための特別な技術を持っていました。彼らは動植物と意思疎通する能力、薬草に関する知識を持ち、私たちが失ってしまった繊細な精神的能力を所有していたかもしれません。</w:t>
-      </w:r>
-    </w:p>
-    <w:p>
-      <w:pPr>
-        <w:pStyle w:val="NormalWeb"/>
-        <w:jc w:val="both"/>
-        <w:rPr>
-          <w:rFonts w:ascii="Yu Gothic" w:eastAsia="Yu Gothic" w:hAnsi="Yu Gothic" w:cs="Yu Gothic"/>
-          <w:sz w:val="32"/>
-        </w:rPr>
-      </w:pPr>
-      <w:r>
-        <w:rPr>
-          <w:rFonts w:ascii="Yu Gothic" w:eastAsia="Yu Gothic" w:hAnsi="Yu Gothic" w:cs="Yu Gothic" w:hint="eastAsia"/>
-          <w:sz w:val="32"/>
-        </w:rPr>
-        <w:t>小人の文明は、壮大な物質的建造物を残すことはあまりなく、主に精神</w:t>
-      </w:r>
-      <w:r>
-        <w:rPr>
-          <w:rFonts w:ascii="Yu Gothic" w:eastAsia="Yu Gothic" w:hAnsi="Yu Gothic" w:cs="Yu Gothic" w:hint="eastAsia"/>
-          <w:sz w:val="32"/>
-        </w:rPr>
-        <w:lastRenderedPageBreak/>
-        <w:t>生活の発展と自然との調和に焦点を当てていました。多くの民族の神話における「精霊」、「森の妖精」、「ドワーフ」といった物語は、この人種に関する曖昧な記憶の残滓である可能性があります。そして、以前にも少し触れましたが、ごく最近の時代でさえ、世界の一部の辺鄙な地域で小人が出現したという報告や話がありますが、それは非常に稀で検証困難です。</w:t>
-      </w:r>
-    </w:p>
-    <w:p>
-      <w:pPr>
-        <w:pStyle w:val="NormalWeb"/>
-        <w:jc w:val="both"/>
-        <w:rPr>
-          <w:rFonts w:ascii="Yu Gothic" w:eastAsia="Yu Gothic" w:hAnsi="Yu Gothic" w:cs="Yu Gothic"/>
-          <w:sz w:val="32"/>
-        </w:rPr>
-      </w:pPr>
-      <w:r>
-        <w:rPr>
-          <w:rFonts w:ascii="Yu Gothic" w:eastAsia="Yu Gothic" w:hAnsi="Yu Gothic" w:cs="Yu Gothic" w:hint="eastAsia"/>
-          <w:b/>
-          <w:bCs/>
-          <w:sz w:val="32"/>
-        </w:rPr>
-        <w:lastRenderedPageBreak/>
+        <w:t>巨人と同じく、小人もまた、おとぎ話の想像の産物だけではありません。彼らは実在した人種であり、巨人や</w:t>
+      </w:r>
+      <w:r>
+        <w:rPr>
+          <w:rFonts w:ascii="Yu Gothic" w:eastAsia="Yu Gothic" w:hAnsi="Yu Gothic" w:cs="Yu Gothic" w:hint="eastAsia"/>
+          <w:sz w:val="32"/>
+        </w:rPr>
+        <w:lastRenderedPageBreak/>
+        <w:t>私たちのような大きさの人種と並行して、あるいは異なる文明周期に存在しました。彼らの大きさも多様で、数十センチしかない種族もいれば、小さな子供くらいの高さの種族もいました。</w:t>
+      </w:r>
+    </w:p>
+    <w:p>
+      <w:pPr>
+        <w:pStyle w:val="NormalWeb"/>
+        <w:jc w:val="both"/>
+        <w:rPr>
+          <w:rFonts w:ascii="Yu Gothic" w:eastAsia="Yu Gothic" w:hAnsi="Yu Gothic" w:cs="Yu Gothic"/>
+          <w:sz w:val="32"/>
+        </w:rPr>
+      </w:pPr>
+      <w:r>
+        <w:rPr>
+          <w:rFonts w:ascii="Yu Gothic" w:eastAsia="Yu Gothic" w:hAnsi="Yu Gothic" w:cs="Yu Gothic" w:hint="eastAsia"/>
+          <w:sz w:val="32"/>
+        </w:rPr>
+        <w:t>彼らはしばしば、より大きな人間が近づきにくい、あるいは気づかないような、鬱蒼とした森、深い洞窟、あるいは隠された谷間で、自然と調和して隠れ住んでいました。彼らは独自の生活様式を持つ自分たちの世界を持ち、その環境で生き残り、発</w:t>
+      </w:r>
+      <w:r>
+        <w:rPr>
+          <w:rFonts w:ascii="Yu Gothic" w:eastAsia="Yu Gothic" w:hAnsi="Yu Gothic" w:cs="Yu Gothic" w:hint="eastAsia"/>
+          <w:sz w:val="32"/>
+        </w:rPr>
+        <w:lastRenderedPageBreak/>
+        <w:t>展するための特別な技術を持っていました。彼らは動植物と意思疎通する能力、薬草に関する知識を持ち、私たちが失ってしまった繊細な精神的能力を所有していたかもしれません。</w:t>
+      </w:r>
+    </w:p>
+    <w:p>
+      <w:pPr>
+        <w:pStyle w:val="NormalWeb"/>
+        <w:jc w:val="both"/>
+        <w:rPr>
+          <w:rFonts w:ascii="Yu Gothic" w:eastAsia="Yu Gothic" w:hAnsi="Yu Gothic" w:cs="Yu Gothic"/>
+          <w:sz w:val="32"/>
+        </w:rPr>
+      </w:pPr>
+      <w:r>
+        <w:rPr>
+          <w:rFonts w:ascii="Yu Gothic" w:eastAsia="Yu Gothic" w:hAnsi="Yu Gothic" w:cs="Yu Gothic" w:hint="eastAsia"/>
+          <w:sz w:val="32"/>
+        </w:rPr>
+        <w:t>小人の文明は、壮大な物質的建造物を残すことはあまりなく、主に精神生活の発展と自然との調和に焦点を当てていました。多くの民族の神話における「精霊」、「森の妖精」、「ドワーフ」といった物語は、この人種に関する曖昧な記憶の残滓であ</w:t>
+      </w:r>
+      <w:r>
+        <w:rPr>
+          <w:rFonts w:ascii="Yu Gothic" w:eastAsia="Yu Gothic" w:hAnsi="Yu Gothic" w:cs="Yu Gothic" w:hint="eastAsia"/>
+          <w:sz w:val="32"/>
+        </w:rPr>
+        <w:lastRenderedPageBreak/>
+        <w:t>る可能性があります。そして、以前にも少し触れましたが、ごく最近の時代でさえ、世界の一部の辺鄙な地域で小人が出現したという報告や話がありますが、それは非常に稀で検証困難です。</w:t>
+      </w:r>
+    </w:p>
+    <w:p>
+      <w:pPr>
+        <w:pStyle w:val="NormalWeb"/>
+        <w:jc w:val="both"/>
+        <w:rPr>
+          <w:rFonts w:ascii="Yu Gothic" w:eastAsia="Yu Gothic" w:hAnsi="Yu Gothic" w:cs="Yu Gothic"/>
+          <w:sz w:val="32"/>
+        </w:rPr>
+      </w:pPr>
+      <w:r>
+        <w:rPr>
+          <w:rFonts w:ascii="Yu Gothic" w:eastAsia="Yu Gothic" w:hAnsi="Yu Gothic" w:cs="Yu Gothic" w:hint="eastAsia"/>
+          <w:b/>
+          <w:bCs/>
+          <w:sz w:val="32"/>
+        </w:rPr>
         <w:t>そして「人魚」や水中で生活する生命体については、話はさらに複雑になります：</w:t>
       </w:r>
     </w:p>
@@ -4644,7 +4636,15 @@
           <w:rFonts w:ascii="Yu Gothic" w:eastAsia="Yu Gothic" w:hAnsi="Yu Gothic" w:cs="Yu Gothic" w:hint="eastAsia"/>
           <w:sz w:val="32"/>
         </w:rPr>
-        <w:t>私の「見た」ところでは、彼らは実際に一つの人種、あるいは多くの異なる人種であり、地球の海の中で、多くの歴史的周期を通じて独自の文明を存在させ、発展させてきました。</w:t>
+        <w:t>私の「見た」ところでは、彼らは実際に一つの人種、あるいは多くの異なる人種であり、地球の海の中で、</w:t>
+      </w:r>
+      <w:r>
+        <w:rPr>
+          <w:rFonts w:ascii="Yu Gothic" w:eastAsia="Yu Gothic" w:hAnsi="Yu Gothic" w:cs="Yu Gothic" w:hint="eastAsia"/>
+          <w:sz w:val="32"/>
+        </w:rPr>
+        <w:lastRenderedPageBreak/>
+        <w:t>多くの歴史的周期を通じて独自の文明を存在させ、発展させてきました。</w:t>
       </w:r>
     </w:p>
     <w:p>
@@ -4713,7 +4713,6 @@
           <w:rFonts w:ascii="Yu Gothic" w:eastAsia="Yu Gothic" w:hAnsi="Yu Gothic" w:cs="Yu Gothic" w:hint="eastAsia"/>
           <w:sz w:val="32"/>
         </w:rPr>
-        <w:lastRenderedPageBreak/>
         <w:t>人魚の存在は単一の現象ではなく、異なる時期に出現し、異なる起源を持つ可能性のある多くの種類がいます。</w:t>
       </w:r>
     </w:p>
@@ -4731,24 +4730,31 @@
           <w:rFonts w:ascii="Yu Gothic" w:eastAsia="Yu Gothic" w:hAnsi="Yu Gothic" w:cs="Yu Gothic" w:hint="eastAsia"/>
           <w:sz w:val="32"/>
         </w:rPr>
-        <w:t>一部の人魚の種族は、陸上の人間の一部が、何千年、何万年もの歳月をかけて水環境に徐々に適応した結果です。それは地殻変動によって陸地が水没したためか、あるいは彼らが積極的に海での新しい生活を求めたためかもしれません。</w:t>
-      </w:r>
-    </w:p>
-    <w:p>
-      <w:pPr>
-        <w:pStyle w:val="NormalWeb"/>
-        <w:jc w:val="both"/>
-        <w:rPr>
-          <w:rFonts w:ascii="Yu Gothic" w:eastAsia="Yu Gothic" w:hAnsi="Yu Gothic" w:cs="Yu Gothic"/>
-          <w:sz w:val="32"/>
-        </w:rPr>
-      </w:pPr>
-      <w:r>
-        <w:rPr>
-          <w:rFonts w:ascii="Yu Gothic" w:eastAsia="Yu Gothic" w:hAnsi="Yu Gothic" w:cs="Yu Gothic" w:hint="eastAsia"/>
-          <w:sz w:val="32"/>
-        </w:rPr>
-        <w:lastRenderedPageBreak/>
+        <w:t>一部の人魚の種族は、陸上の人間の一部が、何千年、何万年もの歳月を</w:t>
+      </w:r>
+      <w:r>
+        <w:rPr>
+          <w:rFonts w:ascii="Yu Gothic" w:eastAsia="Yu Gothic" w:hAnsi="Yu Gothic" w:cs="Yu Gothic" w:hint="eastAsia"/>
+          <w:sz w:val="32"/>
+        </w:rPr>
+        <w:lastRenderedPageBreak/>
+        <w:t>かけて水環境に徐々に適応した結果です。それは地殻変動によって陸地が水没したためか、あるいは彼らが積極的に海での新しい生活を求めたためかもしれません。</w:t>
+      </w:r>
+    </w:p>
+    <w:p>
+      <w:pPr>
+        <w:pStyle w:val="NormalWeb"/>
+        <w:jc w:val="both"/>
+        <w:rPr>
+          <w:rFonts w:ascii="Yu Gothic" w:eastAsia="Yu Gothic" w:hAnsi="Yu Gothic" w:cs="Yu Gothic"/>
+          <w:sz w:val="32"/>
+        </w:rPr>
+      </w:pPr>
+      <w:r>
+        <w:rPr>
+          <w:rFonts w:ascii="Yu Gothic" w:eastAsia="Yu Gothic" w:hAnsi="Yu Gothic" w:cs="Yu Gothic" w:hint="eastAsia"/>
+          <w:sz w:val="32"/>
+        </w:rPr>
         <w:t>また、神によって特別に創造された人魚の種族もいます。彼らは水中で生活し、文明を発展させるために、最初から適した身体的特徴と能力を持っていました。彼らには、大洋の生態系のバランスを守る、あるいは特定の古代の知識を保存するといった、独自の使命が託されていました。</w:t>
       </w:r>
     </w:p>
@@ -4768,6 +4774,7 @@
           <w:bCs/>
           <w:sz w:val="32"/>
         </w:rPr>
+        <w:lastRenderedPageBreak/>
         <w:t>彼らの姿はどのようなものか？</w:t>
       </w:r>
     </w:p>
@@ -4802,25 +4809,31 @@
           <w:rFonts w:ascii="Yu Gothic" w:eastAsia="Yu Gothic" w:hAnsi="Yu Gothic" w:cs="Yu Gothic" w:hint="eastAsia"/>
           <w:sz w:val="32"/>
         </w:rPr>
-        <w:lastRenderedPageBreak/>
-        <w:t>最も一般的なタイプは、伝説の記述に近いもので、上半身は人間と似ています――顔、手、そしてしばしば苔のような緑色、海の青、あるいは金属光沢といった特別な色をした長い髪を持ちます――しかし、腰から下は、様々な色の輝く鱗で覆われた、力強くしなやかな魚の尾になっています。彼らは指や（もしあれば）足の指の間に水かきを持ち、首の両側や耳の後ろに鰓があって水中で呼吸することができました。</w:t>
-      </w:r>
-    </w:p>
-    <w:p>
-      <w:pPr>
-        <w:pStyle w:val="NormalWeb"/>
-        <w:jc w:val="both"/>
-        <w:rPr>
-          <w:rFonts w:ascii="Yu Gothic" w:eastAsia="Yu Gothic" w:hAnsi="Yu Gothic" w:cs="Yu Gothic"/>
-          <w:sz w:val="32"/>
-        </w:rPr>
-      </w:pPr>
-      <w:r>
-        <w:rPr>
-          <w:rFonts w:ascii="Yu Gothic" w:eastAsia="Yu Gothic" w:hAnsi="Yu Gothic" w:cs="Yu Gothic" w:hint="eastAsia"/>
-          <w:sz w:val="32"/>
-        </w:rPr>
-        <w:lastRenderedPageBreak/>
+        <w:t>最も一般的なタイプは、伝説の記述に近いもので、上半身は人間と似ています――顔、手、そしてしばしば苔のような緑色、海の青、あるいは金属光沢といった特別な色をした長い髪を持ちます――しかし、腰から下は、様々な色の輝く鱗で覆われた、力強くしなやかな魚の尾になってい</w:t>
+      </w:r>
+      <w:r>
+        <w:rPr>
+          <w:rFonts w:ascii="Yu Gothic" w:eastAsia="Yu Gothic" w:hAnsi="Yu Gothic" w:cs="Yu Gothic" w:hint="eastAsia"/>
+          <w:sz w:val="32"/>
+        </w:rPr>
+        <w:lastRenderedPageBreak/>
+        <w:t>ます。彼らは指や（もしあれば）足の指の間に水かきを持ち、首の両側や耳の後ろに鰓があって水中で呼吸することができました。</w:t>
+      </w:r>
+    </w:p>
+    <w:p>
+      <w:pPr>
+        <w:pStyle w:val="NormalWeb"/>
+        <w:jc w:val="both"/>
+        <w:rPr>
+          <w:rFonts w:ascii="Yu Gothic" w:eastAsia="Yu Gothic" w:hAnsi="Yu Gothic" w:cs="Yu Gothic"/>
+          <w:sz w:val="32"/>
+        </w:rPr>
+      </w:pPr>
+      <w:r>
+        <w:rPr>
+          <w:rFonts w:ascii="Yu Gothic" w:eastAsia="Yu Gothic" w:hAnsi="Yu Gothic" w:cs="Yu Gothic" w:hint="eastAsia"/>
+          <w:sz w:val="32"/>
+        </w:rPr>
         <w:t>他のいくつかの種族は、より人間に近い姿をしているかもしれませんが、彼らの皮膚は特別な構造を持ち、滑らかで、水と直接ガス交換する能力がありました。彼らは明確な魚の尾を持たず、泳ぐときに足が大きなひれに変化したり、移動のために特別な補助具を使用したりすることがありました。</w:t>
       </w:r>
     </w:p>
@@ -4838,15 +4851,8 @@
           <w:rFonts w:ascii="Yu Gothic" w:eastAsia="Yu Gothic" w:hAnsi="Yu Gothic" w:cs="Yu Gothic" w:hint="eastAsia"/>
           <w:sz w:val="32"/>
         </w:rPr>
-        <w:t>また、知能は高いものの、姿は人間よりも海洋動物に近い生命体の記録もあります。例えば、複雑なコミュニケーション能力を持ち、社会を築</w:t>
-      </w:r>
-      <w:r>
-        <w:rPr>
-          <w:rFonts w:ascii="Yu Gothic" w:eastAsia="Yu Gothic" w:hAnsi="Yu Gothic" w:cs="Yu Gothic" w:hint="eastAsia"/>
-          <w:sz w:val="32"/>
-        </w:rPr>
-        <w:lastRenderedPageBreak/>
-        <w:t>くことができるイルカやクジラの形態をしたものなどです。</w:t>
+        <w:lastRenderedPageBreak/>
+        <w:t>また、知能は高いものの、姿は人間よりも海洋動物に近い生命体の記録もあります。例えば、複雑なコミュニケーション能力を持ち、社会を築くことができるイルカやクジラの形態をしたものなどです。</w:t>
       </w:r>
     </w:p>
     <w:p>
@@ -4882,42 +4888,56 @@
           <w:rFonts w:ascii="Yu Gothic" w:eastAsia="Yu Gothic" w:hAnsi="Yu Gothic" w:cs="Yu Gothic" w:hint="eastAsia"/>
           <w:sz w:val="32"/>
         </w:rPr>
-        <w:t>彼らは大洋の底に壮麗な都市を築き、しばしばサンゴや発光する石、あるいは深海にしか存在しない特別な鉱物といった自然の素材を使用しました。これらの都市は周囲の環境と調和するように設計され、発光生物からの自然光や地熱エネルギー源を利用することができました。</w:t>
-      </w:r>
-    </w:p>
-    <w:p>
-      <w:pPr>
-        <w:pStyle w:val="NormalWeb"/>
-        <w:jc w:val="both"/>
-        <w:rPr>
-          <w:rFonts w:ascii="Yu Gothic" w:eastAsia="Yu Gothic" w:hAnsi="Yu Gothic" w:cs="Yu Gothic"/>
-          <w:sz w:val="32"/>
-        </w:rPr>
-      </w:pPr>
-      <w:r>
-        <w:rPr>
-          <w:rFonts w:ascii="Yu Gothic" w:eastAsia="Yu Gothic" w:hAnsi="Yu Gothic" w:cs="Yu Gothic" w:hint="eastAsia"/>
-          <w:sz w:val="32"/>
-        </w:rPr>
-        <w:lastRenderedPageBreak/>
-        <w:t>彼らは海流や海水温の差からエネルギーを採掘したり、アトランティス人と似ているが水環境に合わせて調整された一種の結晶エネルギーを使用したりすることができました。彼らの技術は、重厚な機械装置に集中するのではなく、バイオテクノロジー、音、周波数、そして自然のエネルギーの流れを制御する能力に長けていました。彼らは海洋生物や海中植物から道具、建材、さらには移動手段さえも「栽培」することができました。</w:t>
-      </w:r>
-    </w:p>
-    <w:p>
-      <w:pPr>
-        <w:pStyle w:val="NormalWeb"/>
-        <w:jc w:val="both"/>
-        <w:rPr>
-          <w:rFonts w:ascii="Yu Gothic" w:eastAsia="Yu Gothic" w:hAnsi="Yu Gothic" w:cs="Yu Gothic"/>
-          <w:sz w:val="32"/>
-        </w:rPr>
-      </w:pPr>
-      <w:r>
-        <w:rPr>
-          <w:rFonts w:ascii="Yu Gothic" w:eastAsia="Yu Gothic" w:hAnsi="Yu Gothic" w:cs="Yu Gothic" w:hint="eastAsia"/>
-          <w:sz w:val="32"/>
-        </w:rPr>
-        <w:lastRenderedPageBreak/>
+        <w:t>彼らは大洋の底に壮麗な都市を築き、しばしばサンゴや発光する石、あるいは深海にしか存在しない特別な鉱物といった自然の素材を使用しまし</w:t>
+      </w:r>
+      <w:r>
+        <w:rPr>
+          <w:rFonts w:ascii="Yu Gothic" w:eastAsia="Yu Gothic" w:hAnsi="Yu Gothic" w:cs="Yu Gothic" w:hint="eastAsia"/>
+          <w:sz w:val="32"/>
+        </w:rPr>
+        <w:lastRenderedPageBreak/>
+        <w:t>た。これらの都市は周囲の環境と調和するように設計され、発光生物からの自然光や地熱エネルギー源を利用することができました。</w:t>
+      </w:r>
+    </w:p>
+    <w:p>
+      <w:pPr>
+        <w:pStyle w:val="NormalWeb"/>
+        <w:jc w:val="both"/>
+        <w:rPr>
+          <w:rFonts w:ascii="Yu Gothic" w:eastAsia="Yu Gothic" w:hAnsi="Yu Gothic" w:cs="Yu Gothic"/>
+          <w:sz w:val="32"/>
+        </w:rPr>
+      </w:pPr>
+      <w:r>
+        <w:rPr>
+          <w:rFonts w:ascii="Yu Gothic" w:eastAsia="Yu Gothic" w:hAnsi="Yu Gothic" w:cs="Yu Gothic" w:hint="eastAsia"/>
+          <w:sz w:val="32"/>
+        </w:rPr>
+        <w:t>彼らは海流や海水温の差からエネルギーを採掘したり、アトランティス人と似ているが水環境に合わせて調整された一種の結晶エネルギーを使用したりすることができました。彼らの技術は、重厚な機械装置に集中するのではなく、バイオテクノロジー、音、周波数、そして自然のエネルギーの流れを制御する能力に長け</w:t>
+      </w:r>
+      <w:r>
+        <w:rPr>
+          <w:rFonts w:ascii="Yu Gothic" w:eastAsia="Yu Gothic" w:hAnsi="Yu Gothic" w:cs="Yu Gothic" w:hint="eastAsia"/>
+          <w:sz w:val="32"/>
+        </w:rPr>
+        <w:lastRenderedPageBreak/>
+        <w:t>ていました。彼らは海洋生物や海中植物から道具、建材、さらには移動手段さえも「栽培」することができました。</w:t>
+      </w:r>
+    </w:p>
+    <w:p>
+      <w:pPr>
+        <w:pStyle w:val="NormalWeb"/>
+        <w:jc w:val="both"/>
+        <w:rPr>
+          <w:rFonts w:ascii="Yu Gothic" w:eastAsia="Yu Gothic" w:hAnsi="Yu Gothic" w:cs="Yu Gothic"/>
+          <w:sz w:val="32"/>
+        </w:rPr>
+      </w:pPr>
+      <w:r>
+        <w:rPr>
+          <w:rFonts w:ascii="Yu Gothic" w:eastAsia="Yu Gothic" w:hAnsi="Yu Gothic" w:cs="Yu Gothic" w:hint="eastAsia"/>
+          <w:sz w:val="32"/>
+        </w:rPr>
         <w:t>多くの人魚の種族は、繊細な精神的能力、テレパシーによるコミュニケーション能力、エネルギーによる治癒能力、あるいは海洋環境の変化を感知し予測する能力を所有していました。彼らは他の海洋生物と非常に密接な関係にあり、それらと協力し、意思疎通することができました。</w:t>
       </w:r>
     </w:p>
@@ -4935,98 +4955,85 @@
           <w:rFonts w:ascii="Yu Gothic" w:eastAsia="Yu Gothic" w:hAnsi="Yu Gothic" w:cs="Yu Gothic" w:hint="eastAsia"/>
           <w:sz w:val="32"/>
         </w:rPr>
-        <w:t>歴史上、人魚と陸上の人々が交流し、協力さえした時期もありました。しかし、対立や誤解の時期もありました。概して、人魚は陸上の世界の喧騒や変動から距離を置く傾向があり、</w:t>
-      </w:r>
-      <w:r>
-        <w:rPr>
-          <w:rFonts w:ascii="Yu Gothic" w:eastAsia="Yu Gothic" w:hAnsi="Yu Gothic" w:cs="Yu Gothic" w:hint="eastAsia"/>
-          <w:sz w:val="32"/>
-        </w:rPr>
-        <w:lastRenderedPageBreak/>
-        <w:t>特に人間の道徳的退廃や環境破壊行為を認識した場合はそうでした。彼らは大洋の平穏と美しさを尊びました。</w:t>
-      </w:r>
-    </w:p>
-    <w:p>
-      <w:pPr>
-        <w:pStyle w:val="NormalWeb"/>
-        <w:jc w:val="both"/>
-        <w:rPr>
-          <w:rFonts w:ascii="Yu Gothic" w:eastAsia="Yu Gothic" w:hAnsi="Yu Gothic" w:cs="Yu Gothic"/>
-          <w:sz w:val="32"/>
-        </w:rPr>
-      </w:pPr>
-      <w:r>
-        <w:rPr>
-          <w:rFonts w:ascii="Yu Gothic" w:eastAsia="Yu Gothic" w:hAnsi="Yu Gothic" w:cs="Yu Gothic" w:hint="eastAsia"/>
-          <w:sz w:val="32"/>
-        </w:rPr>
-        <w:t>他の文明と同様に、人魚もまた成住壊滅の周期を経験しました。かつて非常に栄華を極めて衰退した人魚の文明もありました。人魚も、陸上の人間と同様に、魂を持ち、輪廻を経験します。</w:t>
-      </w:r>
-    </w:p>
-    <w:p>
-      <w:pPr>
-        <w:pStyle w:val="NormalWeb"/>
-        <w:jc w:val="both"/>
-        <w:rPr>
-          <w:rFonts w:ascii="Yu Gothic" w:eastAsia="Yu Gothic" w:hAnsi="Yu Gothic" w:cs="Yu Gothic"/>
-          <w:sz w:val="32"/>
-        </w:rPr>
-      </w:pPr>
-      <w:r>
-        <w:rPr>
-          <w:rFonts w:ascii="Yu Gothic" w:eastAsia="Yu Gothic" w:hAnsi="Yu Gothic" w:cs="Yu Gothic" w:hint="eastAsia"/>
-          <w:sz w:val="32"/>
-        </w:rPr>
-        <w:t>私は「見た」のです、感動的な物語を。例えば「人魚の心願」という、</w:t>
-      </w:r>
-      <w:r>
-        <w:rPr>
-          <w:rFonts w:ascii="Yu Gothic" w:eastAsia="Yu Gothic" w:hAnsi="Yu Gothic" w:cs="Yu Gothic" w:hint="eastAsia"/>
-          <w:sz w:val="32"/>
-        </w:rPr>
-        <w:lastRenderedPageBreak/>
-        <w:t>何代も前の転生から深い誓いを立てた人魚の話です。それは陸上の世界から何かを探し出すこと、あるいは誰かを待つことに関わるもので、その心願が果たされるまで、彼らの魂は人魚の姿で永遠に輪廻し続けるのです。</w:t>
-      </w:r>
-    </w:p>
-    <w:p>
-      <w:pPr>
-        <w:pStyle w:val="NormalWeb"/>
-        <w:jc w:val="both"/>
-        <w:rPr>
-          <w:rFonts w:ascii="Yu Gothic" w:eastAsia="Yu Gothic" w:hAnsi="Yu Gothic" w:cs="Yu Gothic"/>
-          <w:sz w:val="32"/>
-        </w:rPr>
-      </w:pPr>
-      <w:r>
-        <w:rPr>
-          <w:rFonts w:ascii="Yu Gothic" w:eastAsia="Yu Gothic" w:hAnsi="Yu Gothic" w:cs="Yu Gothic" w:hint="eastAsia"/>
-          <w:sz w:val="32"/>
-        </w:rPr>
-        <w:t>これは多くの人を驚かせるかもしれませんが、私の知る限り、現代においても、私たちがまだ探査しきれていない深海の領域に、隠れて生活している人魚のコミュニティがまだ存在します。彼らの数は昔ほど多くは</w:t>
-      </w:r>
-      <w:r>
-        <w:rPr>
-          <w:rFonts w:ascii="Yu Gothic" w:eastAsia="Yu Gothic" w:hAnsi="Yu Gothic" w:cs="Yu Gothic" w:hint="eastAsia"/>
-          <w:sz w:val="32"/>
-        </w:rPr>
-        <w:lastRenderedPageBreak/>
-        <w:t>なく、おそらく全世界で一万人近くしか残っていないかもしれません。そして彼らは、現代文明との接触を避けることに非常に慎重です。なぜなら、彼らはその危険性と、生活観のあまりにも大きな違いを意識しているからです。</w:t>
-      </w:r>
-    </w:p>
-    <w:p>
-      <w:pPr>
-        <w:pStyle w:val="NormalWeb"/>
-        <w:jc w:val="both"/>
-        <w:rPr>
-          <w:rFonts w:ascii="Yu Gothic" w:eastAsia="Yu Gothic" w:hAnsi="Yu Gothic" w:cs="Yu Gothic"/>
-          <w:sz w:val="32"/>
-        </w:rPr>
-      </w:pPr>
-      <w:r>
-        <w:rPr>
-          <w:rFonts w:ascii="Yu Gothic" w:eastAsia="Yu Gothic" w:hAnsi="Yu Gothic" w:cs="Yu Gothic" w:hint="eastAsia"/>
-          <w:sz w:val="32"/>
-        </w:rPr>
+        <w:lastRenderedPageBreak/>
+        <w:t>歴史上、人魚と陸上の人々が交流し、協力さえした時期もありました。しかし、対立や誤解の時期もありました。概して、人魚は陸上の世界の喧騒や変動から距離を置く傾向があり、特に人間の道徳的退廃や環境破壊行為を認識した場合はそうでした。彼らは大洋の平穏と美しさを尊びました。</w:t>
+      </w:r>
+    </w:p>
+    <w:p>
+      <w:pPr>
+        <w:pStyle w:val="NormalWeb"/>
+        <w:jc w:val="both"/>
+        <w:rPr>
+          <w:rFonts w:ascii="Yu Gothic" w:eastAsia="Yu Gothic" w:hAnsi="Yu Gothic" w:cs="Yu Gothic"/>
+          <w:sz w:val="32"/>
+        </w:rPr>
+      </w:pPr>
+      <w:r>
+        <w:rPr>
+          <w:rFonts w:ascii="Yu Gothic" w:eastAsia="Yu Gothic" w:hAnsi="Yu Gothic" w:cs="Yu Gothic" w:hint="eastAsia"/>
+          <w:sz w:val="32"/>
+        </w:rPr>
+        <w:t>他の文明と同様に、人魚もまた成住壊滅の周期を経験しました。かつて非常に栄華を極めて衰退した人魚の文明もありました。人魚も、陸上の</w:t>
+      </w:r>
+      <w:r>
+        <w:rPr>
+          <w:rFonts w:ascii="Yu Gothic" w:eastAsia="Yu Gothic" w:hAnsi="Yu Gothic" w:cs="Yu Gothic" w:hint="eastAsia"/>
+          <w:sz w:val="32"/>
+        </w:rPr>
+        <w:lastRenderedPageBreak/>
+        <w:t>人間と同様に、魂を持ち、輪廻を経験します。</w:t>
+      </w:r>
+    </w:p>
+    <w:p>
+      <w:pPr>
+        <w:pStyle w:val="NormalWeb"/>
+        <w:jc w:val="both"/>
+        <w:rPr>
+          <w:rFonts w:ascii="Yu Gothic" w:eastAsia="Yu Gothic" w:hAnsi="Yu Gothic" w:cs="Yu Gothic"/>
+          <w:sz w:val="32"/>
+        </w:rPr>
+      </w:pPr>
+      <w:r>
+        <w:rPr>
+          <w:rFonts w:ascii="Yu Gothic" w:eastAsia="Yu Gothic" w:hAnsi="Yu Gothic" w:cs="Yu Gothic" w:hint="eastAsia"/>
+          <w:sz w:val="32"/>
+        </w:rPr>
+        <w:t>私は「見た」のです、感動的な物語を。例えば「人魚の心願」という、何代も前の転生から深い誓いを立てた人魚の話です。それは陸上の世界から何かを探し出すこと、あるいは誰かを待つことに関わるもので、その心願が果たされるまで、彼らの魂は人魚の姿で永遠に輪廻し続けるのです。</w:t>
+      </w:r>
+    </w:p>
+    <w:p>
+      <w:pPr>
+        <w:pStyle w:val="NormalWeb"/>
+        <w:jc w:val="both"/>
+        <w:rPr>
+          <w:rFonts w:ascii="Yu Gothic" w:eastAsia="Yu Gothic" w:hAnsi="Yu Gothic" w:cs="Yu Gothic"/>
+          <w:sz w:val="32"/>
+        </w:rPr>
+      </w:pPr>
+      <w:r>
+        <w:rPr>
+          <w:rFonts w:ascii="Yu Gothic" w:eastAsia="Yu Gothic" w:hAnsi="Yu Gothic" w:cs="Yu Gothic" w:hint="eastAsia"/>
+          <w:sz w:val="32"/>
+        </w:rPr>
+        <w:lastRenderedPageBreak/>
+        <w:t>これは多くの人を驚かせるかもしれませんが、私の知る限り、現代においても、私たちがまだ探査しきれていない深海の領域に、隠れて生活している人魚のコミュニティがまだ存在します。彼らの数は昔ほど多くはなく、おそらく全世界で一万人近くしか残っていないかもしれません。そして彼らは、現代文明との接触を避けることに非常に慎重です。なぜなら、彼らはその危険性と、生活観のあまりにも大きな違いを意識しているからです。</w:t>
+      </w:r>
+    </w:p>
+    <w:p>
+      <w:pPr>
+        <w:pStyle w:val="NormalWeb"/>
+        <w:jc w:val="both"/>
+        <w:rPr>
+          <w:rFonts w:ascii="Yu Gothic" w:eastAsia="Yu Gothic" w:hAnsi="Yu Gothic" w:cs="Yu Gothic"/>
+          <w:sz w:val="32"/>
+        </w:rPr>
+      </w:pPr>
+      <w:r>
+        <w:rPr>
+          <w:rFonts w:ascii="Yu Gothic" w:eastAsia="Yu Gothic" w:hAnsi="Yu Gothic" w:cs="Yu Gothic" w:hint="eastAsia"/>
+          <w:sz w:val="32"/>
+        </w:rPr>
+        <w:lastRenderedPageBreak/>
         <w:t>大洋の下の世界は、ジャックさん、私たちがほんのわずかな部分にしか触れていない、無数の秘密と奇跡的な生命体を隠しているのです。人魚は、その多様で豊かな絵画の一部なのです。</w:t>
       </w:r>
     </w:p>
@@ -5044,7 +5051,6 @@
           <w:rFonts w:ascii="Yu Gothic" w:eastAsia="Yu Gothic" w:hAnsi="Yu Gothic" w:cs="Yu Gothic" w:hint="eastAsia"/>
           <w:sz w:val="32"/>
         </w:rPr>
-        <w:lastRenderedPageBreak/>
         <w:t>［モハンは深い眼差しでジャックを見る。］</w:t>
       </w:r>
     </w:p>
@@ -5062,24 +5068,31 @@
           <w:rFonts w:ascii="Yu Gothic" w:eastAsia="Yu Gothic" w:hAnsi="Yu Gothic" w:cs="Yu Gothic" w:hint="eastAsia"/>
           <w:sz w:val="32"/>
         </w:rPr>
-        <w:t>お分かりでしょう、人間の想像力は、時として全く新しい創造物ではなく、回想であり、かつて存在し、起こったことについての人類の集合的無意識に残された曖昧な記憶、映像の断片なのです。おとぎ話、神話も、もし私たちが異なる角度からそれらを見れば、この地球上の生命の多様で奇跡的な歴史の真実の一端を垣間見せてくれる扉そのものかもしれません。</w:t>
-      </w:r>
-    </w:p>
-    <w:p>
-      <w:pPr>
-        <w:pStyle w:val="NormalWeb"/>
-        <w:jc w:val="both"/>
-        <w:rPr>
-          <w:rFonts w:ascii="Yu Gothic" w:eastAsia="Yu Gothic" w:hAnsi="Yu Gothic" w:cs="Yu Gothic"/>
-          <w:sz w:val="32"/>
-        </w:rPr>
-      </w:pPr>
-      <w:r>
-        <w:rPr>
-          <w:rFonts w:ascii="Yu Gothic" w:eastAsia="Yu Gothic" w:hAnsi="Yu Gothic" w:cs="Yu Gothic" w:hint="eastAsia"/>
-          <w:sz w:val="32"/>
-        </w:rPr>
-        <w:lastRenderedPageBreak/>
+        <w:t>お分かりでしょう、人間の想像力は、時として全く新しい創造物ではなく、回想であり、かつて存在し、起こったことについての人類の集合的無意</w:t>
+      </w:r>
+      <w:r>
+        <w:rPr>
+          <w:rFonts w:ascii="Yu Gothic" w:eastAsia="Yu Gothic" w:hAnsi="Yu Gothic" w:cs="Yu Gothic" w:hint="eastAsia"/>
+          <w:sz w:val="32"/>
+        </w:rPr>
+        <w:lastRenderedPageBreak/>
+        <w:t>識に残された曖昧な記憶、映像の断片なのです。おとぎ話、神話も、もし私たちが異なる角度からそれらを見れば、この地球上の生命の多様で奇跡的な歴史の真実の一端を垣間見せてくれる扉そのものかもしれません。</w:t>
+      </w:r>
+    </w:p>
+    <w:p>
+      <w:pPr>
+        <w:pStyle w:val="NormalWeb"/>
+        <w:jc w:val="both"/>
+        <w:rPr>
+          <w:rFonts w:ascii="Yu Gothic" w:eastAsia="Yu Gothic" w:hAnsi="Yu Gothic" w:cs="Yu Gothic"/>
+          <w:sz w:val="32"/>
+        </w:rPr>
+      </w:pPr>
+      <w:r>
+        <w:rPr>
+          <w:rFonts w:ascii="Yu Gothic" w:eastAsia="Yu Gothic" w:hAnsi="Yu Gothic" w:cs="Yu Gothic" w:hint="eastAsia"/>
+          <w:sz w:val="32"/>
+        </w:rPr>
         <w:t>創世主は、その無限の創造力の中で、万物を創造され、私たちの歴史は、私たちが普段考えているよりもはるかに豊かなのです。</w:t>
       </w:r>
     </w:p>
@@ -5144,15 +5157,7 @@
           <w:rFonts w:ascii="Yu Gothic" w:eastAsia="Yu Gothic" w:hAnsi="Yu Gothic" w:cs="Yu Gothic" w:hint="eastAsia"/>
           <w:sz w:val="32"/>
         </w:rPr>
-        <w:t>あなたが語られた人種は本当に驚くべきものですね。では、過ぎ去った文明の中で、特に輝かしく、あるいは深い教訓を残したもので、もう少</w:t>
-      </w:r>
-      <w:r>
-        <w:rPr>
-          <w:rFonts w:ascii="Yu Gothic" w:eastAsia="Yu Gothic" w:hAnsi="Yu Gothic" w:cs="Yu Gothic" w:hint="eastAsia"/>
-          <w:sz w:val="32"/>
-        </w:rPr>
-        <w:lastRenderedPageBreak/>
-        <w:t>し詳しくお話しいただけるものはありますか？</w:t>
+        <w:t>あなたが語られた人種は本当に驚くべきものですね。では、過ぎ去った文明の中で、特に輝かしく、あるいは深い教訓を残したもので、もう少し詳しくお話しいただけるものはありますか？</w:t>
       </w:r>
     </w:p>
     <w:p>
@@ -5188,7 +5193,15 @@
           <w:rFonts w:ascii="Yu Gothic" w:eastAsia="Yu Gothic" w:hAnsi="Yu Gothic" w:cs="Yu Gothic" w:hint="eastAsia"/>
           <w:sz w:val="32"/>
         </w:rPr>
-        <w:t>（モハン氏は軽く頷き、その眼差しに一瞬、軽い驚きがよぎるが、すぐに物思いに沈んだ表情に戻る。まるで記憶の「フォルダ」を整理し直すことが手慣れたことであるかのようだ。）</w:t>
+        <w:t>（モハン氏は軽く頷き、その眼差しに一瞬、軽い驚きがよぎるが、すぐ</w:t>
+      </w:r>
+      <w:r>
+        <w:rPr>
+          <w:rFonts w:ascii="Yu Gothic" w:eastAsia="Yu Gothic" w:hAnsi="Yu Gothic" w:cs="Yu Gothic" w:hint="eastAsia"/>
+          <w:sz w:val="32"/>
+        </w:rPr>
+        <w:lastRenderedPageBreak/>
+        <w:t>に物思いに沈んだ表情に戻る。まるで記憶の「フォルダ」を整理し直すことが手慣れたことであるかのようだ。）</w:t>
       </w:r>
     </w:p>
     <w:p>
@@ -5222,32 +5235,32 @@
           <w:rFonts w:ascii="Yu Gothic" w:eastAsia="Yu Gothic" w:hAnsi="Yu Gothic" w:cs="Yu Gothic" w:hint="eastAsia"/>
           <w:sz w:val="32"/>
         </w:rPr>
-        <w:lastRenderedPageBreak/>
-        <w:t>その無数の文明の中に、特に輝かしい時代、私がより深く分かち合いたい一つの頂点があります。それは第一の大周期の最終段階に属する黄金時代、偉大な創造物が生まれた時代です… 私があなたと分かち合いたい輝かしい時代は、実は地球の第一の大周期の最終段階に属するものです。それこそが、その最初の第一の大周期における最も輝かしい頂点であり、最後の章でもありました。人間が真に神々と非常に近く生きた時代であり、社会が物質的にも精神的にも輝</w:t>
-      </w:r>
-      <w:r>
-        <w:rPr>
-          <w:rFonts w:ascii="Yu Gothic" w:eastAsia="Yu Gothic" w:hAnsi="Yu Gothic" w:cs="Yu Gothic" w:hint="eastAsia"/>
-          <w:sz w:val="32"/>
-        </w:rPr>
-        <w:lastRenderedPageBreak/>
-        <w:t>かしい発展を遂げ、おそらく今日の私たちが完全には想像できない調和を達成した時代です。</w:t>
-      </w:r>
-    </w:p>
-    <w:p>
-      <w:pPr>
-        <w:pStyle w:val="NormalWeb"/>
-        <w:jc w:val="both"/>
-        <w:rPr>
-          <w:rFonts w:ascii="Yu Gothic" w:eastAsia="Yu Gothic" w:hAnsi="Yu Gothic" w:cs="Yu Gothic"/>
-          <w:sz w:val="32"/>
-        </w:rPr>
-      </w:pPr>
-      <w:r>
-        <w:rPr>
-          <w:rFonts w:ascii="Yu Gothic" w:eastAsia="Yu Gothic" w:hAnsi="Yu Gothic" w:cs="Yu Gothic" w:hint="eastAsia"/>
-          <w:sz w:val="32"/>
-        </w:rPr>
+        <w:t>その無数の文明の中に、特に輝かしい時代、私がより深く分かち合いたい一つの頂点があります。それは第一の大周期の最終段階に属する黄金時代、偉大な創造物が生まれた時代</w:t>
+      </w:r>
+      <w:r>
+        <w:rPr>
+          <w:rFonts w:ascii="Yu Gothic" w:eastAsia="Yu Gothic" w:hAnsi="Yu Gothic" w:cs="Yu Gothic" w:hint="eastAsia"/>
+          <w:sz w:val="32"/>
+        </w:rPr>
+        <w:lastRenderedPageBreak/>
+        <w:t>です… 私があなたと分かち合いたい輝かしい時代は、実は地球の第一の大周期の最終段階に属するものです。それこそが、その最初の第一の大周期における最も輝かしい頂点であり、最後の章でもありました。人間が真に神々と非常に近く生きた時代であり、社会が物質的にも精神的にも輝かしい発展を遂げ、おそらく今日の私たちが完全には想像できない調和を達成した時代です。</w:t>
+      </w:r>
+    </w:p>
+    <w:p>
+      <w:pPr>
+        <w:pStyle w:val="NormalWeb"/>
+        <w:jc w:val="both"/>
+        <w:rPr>
+          <w:rFonts w:ascii="Yu Gothic" w:eastAsia="Yu Gothic" w:hAnsi="Yu Gothic" w:cs="Yu Gothic"/>
+          <w:sz w:val="32"/>
+        </w:rPr>
+      </w:pPr>
+      <w:r>
+        <w:rPr>
+          <w:rFonts w:ascii="Yu Gothic" w:eastAsia="Yu Gothic" w:hAnsi="Yu Gothic" w:cs="Yu Gothic" w:hint="eastAsia"/>
+          <w:sz w:val="32"/>
+        </w:rPr>
+        <w:lastRenderedPageBreak/>
         <w:t>［モハン氏の声は、何か非常に神聖なことについて語っているかのように、より荘厳になる。］</w:t>
       </w:r>
     </w:p>
@@ -5265,157 +5278,157 @@
           <w:rFonts w:ascii="Yu Gothic" w:eastAsia="Yu Gothic" w:hAnsi="Yu Gothic" w:cs="Yu Gothic" w:hint="eastAsia"/>
           <w:sz w:val="32"/>
         </w:rPr>
-        <w:t>それは、創世主が、その無限の慈悲をもって、初めて宇宙の大法をこの世に広く伝えた時代でした。これは一種の試み、後の時代の、私達人類のごく一部がこの時代に目撃している公式で普遍的なものを含む、後の</w:t>
-      </w:r>
-      <w:r>
-        <w:rPr>
-          <w:rFonts w:ascii="Yu Gothic" w:eastAsia="Yu Gothic" w:hAnsi="Yu Gothic" w:cs="Yu Gothic" w:hint="eastAsia"/>
-          <w:sz w:val="32"/>
-        </w:rPr>
-        <w:lastRenderedPageBreak/>
-        <w:t>時代の洪伝のための種まきと見なすことができます。その時の人々は、大部分がまだ純朴さを保ち、心性も非常に高かったのです。彼らが大法を受け入れる方法も特別でした、ジャックさん。経典や複雑な解説を通してではなく、主に直接的な感応、彼ら自身の内面からの開示を通してでした。彼らの心が十分に静かで、十分に純粋になると、宇宙の崇高な法理が、慈悲と智慧のエネルギーの流れのように彼らの意識に浸透し、彼らを悟らせるのです。そのように</w:t>
-      </w:r>
-      <w:r>
-        <w:rPr>
-          <w:rFonts w:ascii="Yu Gothic" w:eastAsia="Yu Gothic" w:hAnsi="Yu Gothic" w:cs="Yu Gothic" w:hint="eastAsia"/>
-          <w:sz w:val="32"/>
-        </w:rPr>
-        <w:lastRenderedPageBreak/>
-        <w:t>点化された後、突然星々の言語を理解する者もいれば、最も微小な粒子の構造を見る者もいれば、あるいは他の空間の生命体と容易に交信できる能力を持つ者もいました。</w:t>
-      </w:r>
-    </w:p>
-    <w:p>
-      <w:pPr>
-        <w:pStyle w:val="NormalWeb"/>
-        <w:jc w:val="both"/>
-        <w:rPr>
-          <w:rFonts w:ascii="Yu Gothic" w:eastAsia="Yu Gothic" w:hAnsi="Yu Gothic" w:cs="Yu Gothic"/>
-          <w:sz w:val="32"/>
-        </w:rPr>
-      </w:pPr>
-      <w:r>
-        <w:rPr>
-          <w:rFonts w:ascii="Yu Gothic" w:eastAsia="Yu Gothic" w:hAnsi="Yu Gothic" w:cs="Yu Gothic" w:hint="eastAsia"/>
-          <w:sz w:val="32"/>
-        </w:rPr>
-        <w:t>その時代の社会は、ジャックさん、ほぼ理想的な社会でした。道徳がすべての活動の基盤でした。人々は誠実さ、善良さ、そして忍耐をもって互いに接しました。今日私たちが見るような、欺瞞、争い、あるいは激しい嫉妬はありませんでした。「神と人が共に歩む」ことは、比喩では</w:t>
-      </w:r>
-      <w:r>
-        <w:rPr>
-          <w:rFonts w:ascii="Yu Gothic" w:eastAsia="Yu Gothic" w:hAnsi="Yu Gothic" w:cs="Yu Gothic" w:hint="eastAsia"/>
-          <w:sz w:val="32"/>
-        </w:rPr>
-        <w:lastRenderedPageBreak/>
-        <w:t>ありませんでした。神々、あるいは非常に高い境地に達した修煉者たちが、頻繁に姿を現し、人々に教えを説きました。私は「見た」のです、厳かな寺院の中ではなく、森の中や小川のほとりで法が説かれる光景を。人々は座って慈悲と智慧の教えに耳を傾け、直接質問したり、自分の悟りを分かち合ったりすることができました。その時の神と人とのコミュニケーションは非常に自然で親密でした。</w:t>
-      </w:r>
-    </w:p>
-    <w:p>
-      <w:pPr>
-        <w:pStyle w:val="NormalWeb"/>
-        <w:jc w:val="both"/>
-        <w:rPr>
-          <w:rFonts w:ascii="Yu Gothic" w:eastAsia="Yu Gothic" w:hAnsi="Yu Gothic" w:cs="Yu Gothic"/>
-          <w:sz w:val="32"/>
-        </w:rPr>
-      </w:pPr>
-      <w:r>
-        <w:rPr>
-          <w:rFonts w:ascii="Yu Gothic" w:eastAsia="Yu Gothic" w:hAnsi="Yu Gothic" w:cs="Yu Gothic" w:hint="eastAsia"/>
-          <w:sz w:val="32"/>
-        </w:rPr>
-        <w:lastRenderedPageBreak/>
-        <w:t>特筆すべきは、科学と精神性が全く分離せず、一つに溶け合っていたことです。最も偉大な科学者たちは、同時に非常に高い精神修煉レベルを持つ人々でもありました。彼らは外部の物質世界を研究するだけでなく、自分自身の内なる存在から宇宙と生命の謎を探求しました。</w:t>
-      </w:r>
-    </w:p>
-    <w:p>
-      <w:pPr>
-        <w:pStyle w:val="NormalWeb"/>
-        <w:jc w:val="both"/>
-        <w:rPr>
-          <w:rFonts w:ascii="Yu Gothic" w:eastAsia="Yu Gothic" w:hAnsi="Yu Gothic" w:cs="Yu Gothic"/>
-          <w:sz w:val="32"/>
-        </w:rPr>
-      </w:pPr>
-      <w:r>
-        <w:rPr>
-          <w:rFonts w:ascii="Yu Gothic" w:eastAsia="Yu Gothic" w:hAnsi="Yu Gothic" w:cs="Yu Gothic" w:hint="eastAsia"/>
-          <w:sz w:val="32"/>
-        </w:rPr>
-        <w:t>そのおかげで、当時の人々は非凡な能力を所有していました。それは外部の複雑な機械を通してではなく、主に大法に従って心性を修めることから得られる智慧の開示と特異機能</w:t>
-      </w:r>
-      <w:r>
-        <w:rPr>
-          <w:rFonts w:ascii="Yu Gothic" w:eastAsia="Yu Gothic" w:hAnsi="Yu Gothic" w:cs="Yu Gothic" w:hint="eastAsia"/>
-          <w:sz w:val="32"/>
-        </w:rPr>
-        <w:lastRenderedPageBreak/>
-        <w:t>の結果でした。彼らは思念で大きな物体を動かし、慈悲の心のエネルギーで病を癒し、寿命も非常に長く、体は常に健康でエネルギーに満ち溢れていました。</w:t>
-      </w:r>
-    </w:p>
-    <w:p>
-      <w:pPr>
-        <w:pStyle w:val="NormalWeb"/>
-        <w:jc w:val="both"/>
-        <w:rPr>
-          <w:rFonts w:ascii="Yu Gothic" w:eastAsia="Yu Gothic" w:hAnsi="Yu Gothic" w:cs="Yu Gothic"/>
-          <w:sz w:val="32"/>
-        </w:rPr>
-      </w:pPr>
-      <w:r>
-        <w:rPr>
-          <w:rFonts w:ascii="Yu Gothic" w:eastAsia="Yu Gothic" w:hAnsi="Yu Gothic" w:cs="Yu Gothic" w:hint="eastAsia"/>
-          <w:sz w:val="32"/>
-        </w:rPr>
-        <w:t>彼らの技術は、もしそれを技術と呼べるなら、私たちとは全く異なる原理に基づいていました。それこそが「精神性に基づく技術」です。例えば、内燃機関を使う代わりに、彼らは空間から直接得られるエネルギー、あるいは操縦者の強力な精神エネルギーによって動く飛行機械を創造す</w:t>
-      </w:r>
-      <w:r>
-        <w:rPr>
-          <w:rFonts w:ascii="Yu Gothic" w:eastAsia="Yu Gothic" w:hAnsi="Yu Gothic" w:cs="Yu Gothic" w:hint="eastAsia"/>
-          <w:sz w:val="32"/>
-        </w:rPr>
-        <w:lastRenderedPageBreak/>
-        <w:t>ることができました。彼らはエネルギーを蓄積・増幅する能力を持つ特別な結晶を「栽培」し、照明、通信、あるいは保護力場を作り出すために使うことができました。壮大な建築物を建てるのにも、重機は必要ありませんでした。彼らは思念、集団のエネルギーを使って材料を成形し、石が意のままに動き、組み合わさるようにさせることができたのです。</w:t>
-      </w:r>
-    </w:p>
-    <w:p>
-      <w:pPr>
-        <w:pStyle w:val="NormalWeb"/>
-        <w:jc w:val="both"/>
-        <w:rPr>
-          <w:rFonts w:ascii="Yu Gothic" w:eastAsia="Yu Gothic" w:hAnsi="Yu Gothic" w:cs="Yu Gothic"/>
-          <w:sz w:val="32"/>
-        </w:rPr>
-      </w:pPr>
-      <w:r>
-        <w:rPr>
-          <w:rFonts w:ascii="Yu Gothic" w:eastAsia="Yu Gothic" w:hAnsi="Yu Gothic" w:cs="Yu Gothic" w:hint="eastAsia"/>
-          <w:sz w:val="32"/>
-        </w:rPr>
-        <w:t>人々が法に従って生き、心性が純粋であるとき、彼らの智慧は無限に開かれます。彼らは世界を異なる目で</w:t>
-      </w:r>
-      <w:r>
-        <w:rPr>
-          <w:rFonts w:ascii="Yu Gothic" w:eastAsia="Yu Gothic" w:hAnsi="Yu Gothic" w:cs="Yu Gothic" w:hint="eastAsia"/>
-          <w:sz w:val="32"/>
-        </w:rPr>
-        <w:lastRenderedPageBreak/>
-        <w:t>見て、万物間の繋がりを理解し、自然と、宇宙と調和して生きていました。</w:t>
-      </w:r>
-    </w:p>
-    <w:p>
-      <w:pPr>
-        <w:pStyle w:val="NormalWeb"/>
-        <w:jc w:val="both"/>
-        <w:rPr>
-          <w:rFonts w:ascii="Yu Gothic" w:eastAsia="Yu Gothic" w:hAnsi="Yu Gothic" w:cs="Yu Gothic"/>
-          <w:sz w:val="32"/>
-        </w:rPr>
-      </w:pPr>
-      <w:r>
-        <w:rPr>
-          <w:rFonts w:ascii="Yu Gothic" w:eastAsia="Yu Gothic" w:hAnsi="Yu Gothic" w:cs="Yu Gothic" w:hint="eastAsia"/>
-          <w:sz w:val="32"/>
-        </w:rPr>
+        <w:t>それは、創世主が、その無限の慈悲をもって、初めて宇宙の大法をこの世に広く伝えた時代でした。これは一種の試み、後の時代の、私達人類のごく一部がこの時代に目撃している公式で普遍的なものを含む、後の時代の洪伝のための種まきと見なすことができます。その時の人々は、大部分がまだ純朴さを保ち、心性も非常に高かったのです。彼らが大法</w:t>
+      </w:r>
+      <w:r>
+        <w:rPr>
+          <w:rFonts w:ascii="Yu Gothic" w:eastAsia="Yu Gothic" w:hAnsi="Yu Gothic" w:cs="Yu Gothic" w:hint="eastAsia"/>
+          <w:sz w:val="32"/>
+        </w:rPr>
+        <w:lastRenderedPageBreak/>
+        <w:t>を受け入れる方法も特別でした、ジャックさん。経典や複雑な解説を通してではなく、主に直接的な感応、彼ら自身の内面からの開示を通してでした。彼らの心が十分に静かで、十分に純粋になると、宇宙の崇高な法理が、慈悲と智慧のエネルギーの流れのように彼らの意識に浸透し、彼らを悟らせるのです。そのように点化された後、突然星々の言語を理解する者もいれば、最も微小な粒子の構造を見る者もいれば、あるいは</w:t>
+      </w:r>
+      <w:r>
+        <w:rPr>
+          <w:rFonts w:ascii="Yu Gothic" w:eastAsia="Yu Gothic" w:hAnsi="Yu Gothic" w:cs="Yu Gothic" w:hint="eastAsia"/>
+          <w:sz w:val="32"/>
+        </w:rPr>
+        <w:lastRenderedPageBreak/>
+        <w:t>他の空間の生命体と容易に交信できる能力を持つ者もいました。</w:t>
+      </w:r>
+    </w:p>
+    <w:p>
+      <w:pPr>
+        <w:pStyle w:val="NormalWeb"/>
+        <w:jc w:val="both"/>
+        <w:rPr>
+          <w:rFonts w:ascii="Yu Gothic" w:eastAsia="Yu Gothic" w:hAnsi="Yu Gothic" w:cs="Yu Gothic"/>
+          <w:sz w:val="32"/>
+        </w:rPr>
+      </w:pPr>
+      <w:r>
+        <w:rPr>
+          <w:rFonts w:ascii="Yu Gothic" w:eastAsia="Yu Gothic" w:hAnsi="Yu Gothic" w:cs="Yu Gothic" w:hint="eastAsia"/>
+          <w:sz w:val="32"/>
+        </w:rPr>
+        <w:t>その時代の社会は、ジャックさん、ほぼ理想的な社会でした。道徳がすべての活動の基盤でした。人々は誠実さ、善良さ、そして忍耐をもって互いに接しました。今日私たちが見るような、欺瞞、争い、あるいは激しい嫉妬はありませんでした。「神と人が共に歩む」ことは、比喩ではありませんでした。神々、あるいは非常に高い境地に達した修煉者たちが、頻繁に姿を現し、人々に教えを</w:t>
+      </w:r>
+      <w:r>
+        <w:rPr>
+          <w:rFonts w:ascii="Yu Gothic" w:eastAsia="Yu Gothic" w:hAnsi="Yu Gothic" w:cs="Yu Gothic" w:hint="eastAsia"/>
+          <w:sz w:val="32"/>
+        </w:rPr>
+        <w:lastRenderedPageBreak/>
+        <w:t>説きました。私は「見た」のです、厳かな寺院の中ではなく、森の中や小川のほとりで法が説かれる光景を。人々は座って慈悲と智慧の教えに耳を傾け、直接質問したり、自分の悟りを分かち合ったりすることができました。その時の神と人とのコミュニケーションは非常に自然で親密でした。</w:t>
+      </w:r>
+    </w:p>
+    <w:p>
+      <w:pPr>
+        <w:pStyle w:val="NormalWeb"/>
+        <w:jc w:val="both"/>
+        <w:rPr>
+          <w:rFonts w:ascii="Yu Gothic" w:eastAsia="Yu Gothic" w:hAnsi="Yu Gothic" w:cs="Yu Gothic"/>
+          <w:sz w:val="32"/>
+        </w:rPr>
+      </w:pPr>
+      <w:r>
+        <w:rPr>
+          <w:rFonts w:ascii="Yu Gothic" w:eastAsia="Yu Gothic" w:hAnsi="Yu Gothic" w:cs="Yu Gothic" w:hint="eastAsia"/>
+          <w:sz w:val="32"/>
+        </w:rPr>
+        <w:t>特筆すべきは、科学と精神性が全く分離せず、一つに溶け合っていたことです。最も偉大な科学者たちは、同時に非常に高い精神修煉レベルを</w:t>
+      </w:r>
+      <w:r>
+        <w:rPr>
+          <w:rFonts w:ascii="Yu Gothic" w:eastAsia="Yu Gothic" w:hAnsi="Yu Gothic" w:cs="Yu Gothic" w:hint="eastAsia"/>
+          <w:sz w:val="32"/>
+        </w:rPr>
+        <w:lastRenderedPageBreak/>
+        <w:t>持つ人々でもありました。彼らは外部の物質世界を研究するだけでなく、自分自身の内なる存在から宇宙と生命の謎を探求しました。</w:t>
+      </w:r>
+    </w:p>
+    <w:p>
+      <w:pPr>
+        <w:pStyle w:val="NormalWeb"/>
+        <w:jc w:val="both"/>
+        <w:rPr>
+          <w:rFonts w:ascii="Yu Gothic" w:eastAsia="Yu Gothic" w:hAnsi="Yu Gothic" w:cs="Yu Gothic"/>
+          <w:sz w:val="32"/>
+        </w:rPr>
+      </w:pPr>
+      <w:r>
+        <w:rPr>
+          <w:rFonts w:ascii="Yu Gothic" w:eastAsia="Yu Gothic" w:hAnsi="Yu Gothic" w:cs="Yu Gothic" w:hint="eastAsia"/>
+          <w:sz w:val="32"/>
+        </w:rPr>
+        <w:t>そのおかげで、当時の人々は非凡な能力を所有していました。それは外部の複雑な機械を通してではなく、主に大法に従って心性を修めることから得られる智慧の開示と特異機能の結果でした。彼らは思念で大きな物体を動かし、慈悲の心のエネルギーで病を癒し、寿命も非常に長く、</w:t>
+      </w:r>
+      <w:r>
+        <w:rPr>
+          <w:rFonts w:ascii="Yu Gothic" w:eastAsia="Yu Gothic" w:hAnsi="Yu Gothic" w:cs="Yu Gothic" w:hint="eastAsia"/>
+          <w:sz w:val="32"/>
+        </w:rPr>
+        <w:lastRenderedPageBreak/>
+        <w:t>体は常に健康でエネルギーに満ち溢れていました。</w:t>
+      </w:r>
+    </w:p>
+    <w:p>
+      <w:pPr>
+        <w:pStyle w:val="NormalWeb"/>
+        <w:jc w:val="both"/>
+        <w:rPr>
+          <w:rFonts w:ascii="Yu Gothic" w:eastAsia="Yu Gothic" w:hAnsi="Yu Gothic" w:cs="Yu Gothic"/>
+          <w:sz w:val="32"/>
+        </w:rPr>
+      </w:pPr>
+      <w:r>
+        <w:rPr>
+          <w:rFonts w:ascii="Yu Gothic" w:eastAsia="Yu Gothic" w:hAnsi="Yu Gothic" w:cs="Yu Gothic" w:hint="eastAsia"/>
+          <w:sz w:val="32"/>
+        </w:rPr>
+        <w:t>彼らの技術は、もしそれを技術と呼べるなら、私たちとは全く異なる原理に基づいていました。それこそが「精神性に基づく技術」です。例えば、内燃機関を使う代わりに、彼らは空間から直接得られるエネルギー、あるいは操縦者の強力な精神エネルギーによって動く飛行機械を創造することができました。彼らはエネルギーを蓄積・増幅する能力を持つ特別な結晶を「栽培」し、照明、通信、</w:t>
+      </w:r>
+      <w:r>
+        <w:rPr>
+          <w:rFonts w:ascii="Yu Gothic" w:eastAsia="Yu Gothic" w:hAnsi="Yu Gothic" w:cs="Yu Gothic" w:hint="eastAsia"/>
+          <w:sz w:val="32"/>
+        </w:rPr>
+        <w:lastRenderedPageBreak/>
+        <w:t>あるいは保護力場を作り出すために使うことができました。壮大な建築物を建てるのにも、重機は必要ありませんでした。彼らは思念、集団のエネルギーを使って材料を成形し、石が意のままに動き、組み合わさるようにさせることができたのです。</w:t>
+      </w:r>
+    </w:p>
+    <w:p>
+      <w:pPr>
+        <w:pStyle w:val="NormalWeb"/>
+        <w:jc w:val="both"/>
+        <w:rPr>
+          <w:rFonts w:ascii="Yu Gothic" w:eastAsia="Yu Gothic" w:hAnsi="Yu Gothic" w:cs="Yu Gothic"/>
+          <w:sz w:val="32"/>
+        </w:rPr>
+      </w:pPr>
+      <w:r>
+        <w:rPr>
+          <w:rFonts w:ascii="Yu Gothic" w:eastAsia="Yu Gothic" w:hAnsi="Yu Gothic" w:cs="Yu Gothic" w:hint="eastAsia"/>
+          <w:sz w:val="32"/>
+        </w:rPr>
+        <w:t>人々が法に従って生き、心性が純粋であるとき、彼らの智慧は無限に開かれます。彼らは世界を異なる目で見て、万物間の繋がりを理解し、自然と、宇宙と調和して生きていました。</w:t>
+      </w:r>
+    </w:p>
+    <w:p>
+      <w:pPr>
+        <w:pStyle w:val="NormalWeb"/>
+        <w:jc w:val="both"/>
+        <w:rPr>
+          <w:rFonts w:ascii="Yu Gothic" w:eastAsia="Yu Gothic" w:hAnsi="Yu Gothic" w:cs="Yu Gothic"/>
+          <w:sz w:val="32"/>
+        </w:rPr>
+      </w:pPr>
+      <w:r>
+        <w:rPr>
+          <w:rFonts w:ascii="Yu Gothic" w:eastAsia="Yu Gothic" w:hAnsi="Yu Gothic" w:cs="Yu Gothic" w:hint="eastAsia"/>
+          <w:sz w:val="32"/>
+        </w:rPr>
+        <w:lastRenderedPageBreak/>
         <w:t>［モハンは一息つき、その眼差しに一抹の悲しみがよぎる。］</w:t>
       </w:r>
     </w:p>
@@ -5433,31 +5446,24 @@
           <w:rFonts w:ascii="Yu Gothic" w:eastAsia="Yu Gothic" w:hAnsi="Yu Gothic" w:cs="Yu Gothic" w:hint="eastAsia"/>
           <w:sz w:val="32"/>
         </w:rPr>
-        <w:t>それは本当に輝かしい時代であり、おそらく後の第二の大周期の文明でそれに匹敵するものはほとんどないでしょう。しかし、あまりにも輝かしかったがゆえに、時が経つにつれて、一部の人々は次第に自己満足に陥り、当初の教えから離れ、自分の</w:t>
-      </w:r>
-      <w:r>
-        <w:rPr>
-          <w:rFonts w:ascii="Yu Gothic" w:eastAsia="Yu Gothic" w:hAnsi="Yu Gothic" w:cs="Yu Gothic" w:hint="eastAsia"/>
-          <w:sz w:val="32"/>
-        </w:rPr>
-        <w:lastRenderedPageBreak/>
-        <w:t>能力を個人的な目的のために乱用し始めました…そして、成住壊滅の法則が再び現実となり、その第一の大周期全体の終焉へと繋がったのです。</w:t>
-      </w:r>
-    </w:p>
-    <w:p>
-      <w:pPr>
-        <w:pStyle w:val="NormalWeb"/>
-        <w:jc w:val="both"/>
-        <w:rPr>
-          <w:rFonts w:ascii="Yu Gothic" w:eastAsia="Yu Gothic" w:hAnsi="Yu Gothic" w:cs="Yu Gothic"/>
-          <w:sz w:val="32"/>
-        </w:rPr>
-      </w:pPr>
-      <w:r>
-        <w:rPr>
-          <w:rFonts w:ascii="Yu Gothic" w:eastAsia="Yu Gothic" w:hAnsi="Yu Gothic" w:cs="Yu Gothic" w:hint="eastAsia"/>
-          <w:sz w:val="32"/>
-        </w:rPr>
+        <w:t>それは本当に輝かしい時代であり、おそらく後の第二の大周期の文明でそれに匹敵するものはほとんどないでしょう。しかし、あまりにも輝かしかったがゆえに、時が経つにつれて、一部の人々は次第に自己満足に陥り、当初の教えから離れ、自分の能力を個人的な目的のために乱用し始めました…そして、成住壊滅の法則が再び現実となり、その第一の大周期全体の終焉へと繋がったのです。</w:t>
+      </w:r>
+    </w:p>
+    <w:p>
+      <w:pPr>
+        <w:pStyle w:val="NormalWeb"/>
+        <w:jc w:val="both"/>
+        <w:rPr>
+          <w:rFonts w:ascii="Yu Gothic" w:eastAsia="Yu Gothic" w:hAnsi="Yu Gothic" w:cs="Yu Gothic"/>
+          <w:sz w:val="32"/>
+        </w:rPr>
+      </w:pPr>
+      <w:r>
+        <w:rPr>
+          <w:rFonts w:ascii="Yu Gothic" w:eastAsia="Yu Gothic" w:hAnsi="Yu Gothic" w:cs="Yu Gothic" w:hint="eastAsia"/>
+          <w:sz w:val="32"/>
+        </w:rPr>
+        <w:lastRenderedPageBreak/>
         <w:t>しかし、まさにその輝かしく、そして第一の大周期の最終段階でもあった黄金時代に、神と創世主の導きの下、その時代の人々は偉大な傑作、今日に至るまで存在し、静かに毎晩私たちを照らし続けている一つの創造物を生み出しました。それこそが月です。</w:t>
       </w:r>
     </w:p>
@@ -5475,7 +5481,6 @@
           <w:rFonts w:ascii="Yu Gothic" w:eastAsia="Yu Gothic" w:hAnsi="Yu Gothic" w:cs="Yu Gothic" w:hint="eastAsia"/>
           <w:sz w:val="32"/>
         </w:rPr>
-        <w:lastRenderedPageBreak/>
         <w:t>［モハンは外を見上げ、昼間であるにもかかわらず、月が見えるかのようにする。］</w:t>
       </w:r>
     </w:p>
@@ -5493,6 +5498,7 @@
           <w:rFonts w:ascii="Yu Gothic" w:eastAsia="Yu Gothic" w:hAnsi="Yu Gothic" w:cs="Yu Gothic" w:hint="eastAsia"/>
           <w:sz w:val="32"/>
         </w:rPr>
+        <w:lastRenderedPageBreak/>
         <w:t>月の誕生の物語に、ご興味はありますか、ジャックさん？</w:t>
       </w:r>
     </w:p>
@@ -5557,15 +5563,7 @@
           <w:rFonts w:ascii="Yu Gothic" w:eastAsia="Yu Gothic" w:hAnsi="Yu Gothic" w:cs="Yu Gothic" w:hint="eastAsia"/>
           <w:sz w:val="32"/>
         </w:rPr>
-        <w:t>おお、つまり、今日私たちが見ている月は、その輝かしい文明周期にい</w:t>
-      </w:r>
-      <w:r>
-        <w:rPr>
-          <w:rFonts w:ascii="Yu Gothic" w:eastAsia="Yu Gothic" w:hAnsi="Yu Gothic" w:cs="Yu Gothic" w:hint="eastAsia"/>
-          <w:sz w:val="32"/>
-        </w:rPr>
-        <w:lastRenderedPageBreak/>
-        <w:t>た人々によって作られた「産物」だということですか？</w:t>
+        <w:t>おお、つまり、今日私たちが見ている月は、その輝かしい文明周期にいた人々によって作られた「産物」だということですか？</w:t>
       </w:r>
     </w:p>
     <w:p>
@@ -5601,6 +5599,7 @@
           <w:rFonts w:ascii="Yu Gothic" w:eastAsia="Yu Gothic" w:hAnsi="Yu Gothic" w:cs="Yu Gothic" w:hint="eastAsia"/>
           <w:sz w:val="32"/>
         </w:rPr>
+        <w:lastRenderedPageBreak/>
         <w:t>（モハン氏は静かに頷き、ジャック・ヴォスに意味ありげな視線を送る。まるで、信じがたいが、彼が「見た」真実であることを認めるかのように。）</w:t>
       </w:r>
     </w:p>
@@ -5618,15 +5617,15 @@
           <w:rFonts w:ascii="Yu Gothic" w:eastAsia="Yu Gothic" w:hAnsi="Yu Gothic" w:cs="Yu Gothic" w:hint="eastAsia"/>
           <w:sz w:val="32"/>
         </w:rPr>
-        <w:t>はい、ジャックさん。このことは多くの人々を驚かせ、疑念を抱かせるかもしれません。なぜなら、それは現代科学が私たちに語る天体の起源</w:t>
-      </w:r>
-      <w:r>
-        <w:rPr>
-          <w:rFonts w:ascii="Yu Gothic" w:eastAsia="Yu Gothic" w:hAnsi="Yu Gothic" w:cs="Yu Gothic" w:hint="eastAsia"/>
-          <w:sz w:val="32"/>
-        </w:rPr>
-        <w:lastRenderedPageBreak/>
-        <w:t>とはかけ離れているからです。しかし、私が宇宙の記憶の流れの中で「目撃した」ところによれば、私たちが毎晩眺める月は、完全に自然に、偶然に形成された天体ではないのです。</w:t>
+        <w:t>はい、ジャックさん。このことは多くの人々を驚かせ、疑念を抱かせるかもしれません。なぜなら、それは現代科学が私たちに語る天体の起源とはかけ離れているからです。しかし、私が宇宙の記憶の流れの中で「目撃した」ところによれば、私たちが毎晩眺める月は、完全に自然に、</w:t>
+      </w:r>
+      <w:r>
+        <w:rPr>
+          <w:rFonts w:ascii="Yu Gothic" w:eastAsia="Yu Gothic" w:hAnsi="Yu Gothic" w:cs="Yu Gothic" w:hint="eastAsia"/>
+          <w:sz w:val="32"/>
+        </w:rPr>
+        <w:lastRenderedPageBreak/>
+        <w:t>偶然に形成された天体ではないのです。</w:t>
       </w:r>
     </w:p>
     <w:p>
@@ -5660,7 +5659,6 @@
           <w:rFonts w:ascii="Yu Gothic" w:eastAsia="Yu Gothic" w:hAnsi="Yu Gothic" w:cs="Yu Gothic" w:hint="eastAsia"/>
           <w:sz w:val="32"/>
         </w:rPr>
-        <w:lastRenderedPageBreak/>
         <w:t>［モハンは少し間を置き、ジャック・ヴォスがこの情報を受け止める時間を与える。］</w:t>
       </w:r>
     </w:p>
@@ -5678,6 +5676,7 @@
           <w:rFonts w:ascii="Yu Gothic" w:eastAsia="Yu Gothic" w:hAnsi="Yu Gothic" w:cs="Yu Gothic" w:hint="eastAsia"/>
           <w:sz w:val="32"/>
         </w:rPr>
+        <w:lastRenderedPageBreak/>
         <w:t>月のような天体を創造することは、もちろん、数人の個人ができるような単純な作業ではありません。それは一つの文明全体の智慧、能力、そして信仰の結集を必要とする壮大な事業であり、何よりも、それは神々の導き、教え、そして助けの下で行われ、創世主の全体的な采配の中にあったのです。</w:t>
       </w:r>
     </w:p>
@@ -5695,49 +5694,49 @@
           <w:rFonts w:ascii="Yu Gothic" w:eastAsia="Yu Gothic" w:hAnsi="Yu Gothic" w:cs="Yu Gothic" w:hint="eastAsia"/>
           <w:sz w:val="32"/>
         </w:rPr>
-        <w:lastRenderedPageBreak/>
-        <w:t>その時代の人々は、私が述べたように、精神性を基盤とした科学技術において非常に高いレベルに達していました。彼らは宇宙の運行法則、エネルギー、そして微視的および巨視的な層における物質について深く理解していました。彼らは巨大なエネルギー源を制御する能力を持ち、今日の私たちが想像もつかない規模で物質に影響を与えることができました。</w:t>
-      </w:r>
-    </w:p>
-    <w:p>
-      <w:pPr>
-        <w:pStyle w:val="NormalWeb"/>
-        <w:jc w:val="both"/>
-        <w:rPr>
-          <w:rFonts w:ascii="Yu Gothic" w:eastAsia="Yu Gothic" w:hAnsi="Yu Gothic" w:cs="Yu Gothic"/>
-          <w:sz w:val="32"/>
-        </w:rPr>
-      </w:pPr>
-      <w:r>
-        <w:rPr>
-          <w:rFonts w:ascii="Yu Gothic" w:eastAsia="Yu Gothic" w:hAnsi="Yu Gothic" w:cs="Yu Gothic" w:hint="eastAsia"/>
-          <w:sz w:val="32"/>
-        </w:rPr>
-        <w:t>月を創造した目的も、単に夜を「照らす」ためだけではありませんでし</w:t>
-      </w:r>
-      <w:r>
-        <w:rPr>
-          <w:rFonts w:ascii="Yu Gothic" w:eastAsia="Yu Gothic" w:hAnsi="Yu Gothic" w:cs="Yu Gothic" w:hint="eastAsia"/>
-          <w:sz w:val="32"/>
-        </w:rPr>
-        <w:lastRenderedPageBreak/>
-        <w:t>た。それは地球上の生命とバランスにとって、非常に複雑で重要な機能を持っていました。</w:t>
-      </w:r>
-    </w:p>
-    <w:p>
-      <w:pPr>
-        <w:pStyle w:val="NormalWeb"/>
-        <w:jc w:val="both"/>
-        <w:rPr>
-          <w:rFonts w:ascii="Yu Gothic" w:eastAsia="Yu Gothic" w:hAnsi="Yu Gothic" w:cs="Yu Gothic"/>
-          <w:sz w:val="32"/>
-        </w:rPr>
-      </w:pPr>
-      <w:r>
-        <w:rPr>
-          <w:rFonts w:ascii="Yu Gothic" w:eastAsia="Yu Gothic" w:hAnsi="Yu Gothic" w:cs="Yu Gothic" w:hint="eastAsia"/>
-          <w:sz w:val="32"/>
-        </w:rPr>
+        <w:t>その時代の人々は、私が述べたように、精神性を基盤とした科学技術において非常に高いレベルに達していました。彼らは宇宙の運行法則、エ</w:t>
+      </w:r>
+      <w:r>
+        <w:rPr>
+          <w:rFonts w:ascii="Yu Gothic" w:eastAsia="Yu Gothic" w:hAnsi="Yu Gothic" w:cs="Yu Gothic" w:hint="eastAsia"/>
+          <w:sz w:val="32"/>
+        </w:rPr>
+        <w:lastRenderedPageBreak/>
+        <w:t>ネルギー、そして微視的および巨視的な層における物質について深く理解していました。彼らは巨大なエネルギー源を制御する能力を持ち、今日の私たちが想像もつかない規模で物質に影響を与えることができました。</w:t>
+      </w:r>
+    </w:p>
+    <w:p>
+      <w:pPr>
+        <w:pStyle w:val="NormalWeb"/>
+        <w:jc w:val="both"/>
+        <w:rPr>
+          <w:rFonts w:ascii="Yu Gothic" w:eastAsia="Yu Gothic" w:hAnsi="Yu Gothic" w:cs="Yu Gothic"/>
+          <w:sz w:val="32"/>
+        </w:rPr>
+      </w:pPr>
+      <w:r>
+        <w:rPr>
+          <w:rFonts w:ascii="Yu Gothic" w:eastAsia="Yu Gothic" w:hAnsi="Yu Gothic" w:cs="Yu Gothic" w:hint="eastAsia"/>
+          <w:sz w:val="32"/>
+        </w:rPr>
+        <w:t>月を創造した目的も、単に夜を「照らす」ためだけではありませんでした。それは地球上の生命とバランスにとって、非常に複雑で重要な機能を持っていました。</w:t>
+      </w:r>
+    </w:p>
+    <w:p>
+      <w:pPr>
+        <w:pStyle w:val="NormalWeb"/>
+        <w:jc w:val="both"/>
+        <w:rPr>
+          <w:rFonts w:ascii="Yu Gothic" w:eastAsia="Yu Gothic" w:hAnsi="Yu Gothic" w:cs="Yu Gothic"/>
+          <w:sz w:val="32"/>
+        </w:rPr>
+      </w:pPr>
+      <w:r>
+        <w:rPr>
+          <w:rFonts w:ascii="Yu Gothic" w:eastAsia="Yu Gothic" w:hAnsi="Yu Gothic" w:cs="Yu Gothic" w:hint="eastAsia"/>
+          <w:sz w:val="32"/>
+        </w:rPr>
+        <w:lastRenderedPageBreak/>
         <w:t>分かりやすくするために、ジャックさん、私が「見た」ところによるその多様な役割について、少しお話ししましょう。</w:t>
       </w:r>
     </w:p>
@@ -5764,15 +5763,15 @@
           <w:rFonts w:ascii="Yu Gothic" w:eastAsia="Yu Gothic" w:hAnsi="Yu Gothic" w:cs="Yu Gothic" w:hint="eastAsia"/>
           <w:sz w:val="32"/>
         </w:rPr>
-        <w:t xml:space="preserve"> 現代科学がすでに知っている潮の満ち引きを引き起こすことに加え、月は巨大で精巧な調整装置としての役割も果たし、地球の</w:t>
-      </w:r>
-      <w:r>
-        <w:rPr>
-          <w:rFonts w:ascii="Yu Gothic" w:eastAsia="Yu Gothic" w:hAnsi="Yu Gothic" w:cs="Yu Gothic" w:hint="eastAsia"/>
-          <w:sz w:val="32"/>
-        </w:rPr>
-        <w:lastRenderedPageBreak/>
-        <w:t>エネルギーの流れをバランスさせ、気候、天候のパターンを調和的に影響し、さらには無数の生物種の生体リズムにまで影響を与えます。それは太陽光を反射するだけでなく、精妙な宇宙エネルギーを受け取り、変換し、分配して、惑星上の生命を育む能力を持っています。</w:t>
+        <w:t xml:space="preserve"> 現代科学がすでに知っている潮の満ち引きを引き起こすことに加え、月は巨大で精巧な調整装置としての役割も果たし、地球のエネルギーの流れをバランスさせ、気候、天候のパターンを調和的に影響し、さらには無数の生物種の生体リズムにまで影響を与えます。それ</w:t>
+      </w:r>
+      <w:r>
+        <w:rPr>
+          <w:rFonts w:ascii="Yu Gothic" w:eastAsia="Yu Gothic" w:hAnsi="Yu Gothic" w:cs="Yu Gothic" w:hint="eastAsia"/>
+          <w:sz w:val="32"/>
+        </w:rPr>
+        <w:lastRenderedPageBreak/>
+        <w:t>は太陽光を反射するだけでなく、精妙な宇宙エネルギーを受け取り、変換し、分配して、惑星上の生命を育む能力を持っています。</w:t>
       </w:r>
     </w:p>
     <w:p>
@@ -5798,33 +5797,26 @@
           <w:rFonts w:ascii="Yu Gothic" w:eastAsia="Yu Gothic" w:hAnsi="Yu Gothic" w:cs="Yu Gothic" w:hint="eastAsia"/>
           <w:sz w:val="32"/>
         </w:rPr>
-        <w:t xml:space="preserve"> それは巨大なプリズム、あるいは宇宙の変圧ステーションのように機能し、遠い星々や他の空間層からのエネルギー源を</w:t>
-      </w:r>
-      <w:r>
-        <w:rPr>
-          <w:rFonts w:ascii="Yu Gothic" w:eastAsia="Yu Gothic" w:hAnsi="Yu Gothic" w:cs="Yu Gothic" w:hint="eastAsia"/>
-          <w:sz w:val="32"/>
-        </w:rPr>
-        <w:lastRenderedPageBreak/>
-        <w:t>引き寄せ、その後、地球環境とそこに住む生命体にとって適切で有益になるように、周波数と強度を「精製」し、調整します。</w:t>
-      </w:r>
-    </w:p>
-    <w:p>
-      <w:pPr>
-        <w:pStyle w:val="NormalWeb"/>
-        <w:jc w:val="both"/>
-        <w:rPr>
-          <w:rFonts w:ascii="Yu Gothic" w:eastAsia="Yu Gothic" w:hAnsi="Yu Gothic" w:cs="Yu Gothic"/>
-          <w:sz w:val="32"/>
-        </w:rPr>
-      </w:pPr>
-      <w:r>
-        <w:rPr>
-          <w:rFonts w:ascii="Yu Gothic" w:eastAsia="Yu Gothic" w:hAnsi="Yu Gothic" w:cs="Yu Gothic" w:hint="eastAsia"/>
-          <w:b/>
-          <w:bCs/>
-          <w:sz w:val="32"/>
-        </w:rPr>
+        <w:t xml:space="preserve"> それは巨大なプリズム、あるいは宇宙の変圧ステーションのように機能し、遠い星々や他の空間層からのエネルギー源を引き寄せ、その後、地球環境とそこに住む生命体にとって適切で有益になるように、周波数と強度を「精製」し、調整します。</w:t>
+      </w:r>
+    </w:p>
+    <w:p>
+      <w:pPr>
+        <w:pStyle w:val="NormalWeb"/>
+        <w:jc w:val="both"/>
+        <w:rPr>
+          <w:rFonts w:ascii="Yu Gothic" w:eastAsia="Yu Gothic" w:hAnsi="Yu Gothic" w:cs="Yu Gothic"/>
+          <w:sz w:val="32"/>
+        </w:rPr>
+      </w:pPr>
+      <w:r>
+        <w:rPr>
+          <w:rFonts w:ascii="Yu Gothic" w:eastAsia="Yu Gothic" w:hAnsi="Yu Gothic" w:cs="Yu Gothic" w:hint="eastAsia"/>
+          <w:b/>
+          <w:bCs/>
+          <w:sz w:val="32"/>
+        </w:rPr>
+        <w:lastRenderedPageBreak/>
         <w:t>第三に、必要に応じて自ら移動できる「宇宙船」であること：</w:t>
       </w:r>
       <w:r>
@@ -5832,15 +5824,15 @@
           <w:rFonts w:ascii="Yu Gothic" w:eastAsia="Yu Gothic" w:hAnsi="Yu Gothic" w:cs="Yu Gothic" w:hint="eastAsia"/>
           <w:sz w:val="32"/>
         </w:rPr>
-        <w:t xml:space="preserve"> これは最も奇跡的な機能の一つです。この自己移動能力は、通常の探査旅行のためではなく、大災害の時、惑星規模の破壊的な出来事の際に、地球あるいは生命の精華を保護するための極めて重要な手段でした。その運行は、私たちが知るようなジェットエンジ</w:t>
-      </w:r>
-      <w:r>
-        <w:rPr>
-          <w:rFonts w:ascii="Yu Gothic" w:eastAsia="Yu Gothic" w:hAnsi="Yu Gothic" w:cs="Yu Gothic" w:hint="eastAsia"/>
-          <w:sz w:val="32"/>
-        </w:rPr>
-        <w:lastRenderedPageBreak/>
-        <w:t>ンや粗雑な機械的手段によるものではありません。その運行は、精神的なエネルギーの原理、賢者たちの思念の統合、そして神の指導の下で宇宙のエネルギーの流れを制御する能力に基づいています。</w:t>
+        <w:t xml:space="preserve"> これは最も奇跡的な機能の一つです。この自己移動能力は、通常の探査旅行のためではなく、大災害の時、惑星規模の破壊的な出来事の際に、地球あるいは生命の精華を保護するための極めて重要な手段でした。その運行は、私たちが知るようなジェットエンジンや粗雑な機械的手段によるものではありません。その運行は、精神的なエネルギーの原理、賢者たちの思念の統合、そして神の指導の下で宇</w:t>
+      </w:r>
+      <w:r>
+        <w:rPr>
+          <w:rFonts w:ascii="Yu Gothic" w:eastAsia="Yu Gothic" w:hAnsi="Yu Gothic" w:cs="Yu Gothic" w:hint="eastAsia"/>
+          <w:sz w:val="32"/>
+        </w:rPr>
+        <w:lastRenderedPageBreak/>
+        <w:t>宙のエネルギーの流れを制御する能力に基づいています。</w:t>
       </w:r>
     </w:p>
     <w:p>
@@ -5866,183 +5858,183 @@
           <w:rFonts w:ascii="Yu Gothic" w:eastAsia="Yu Gothic" w:hAnsi="Yu Gothic" w:cs="Yu Gothic" w:hint="eastAsia"/>
           <w:sz w:val="32"/>
         </w:rPr>
-        <w:t xml:space="preserve"> 月は保護エネルギー場を生成する能力を持ち、地球に衝突する危険のある隕石や小惑星の軌道をそらしたり、外部宇宙からの、さらには悪意のある勢力か</w:t>
-      </w:r>
-      <w:r>
-        <w:rPr>
-          <w:rFonts w:ascii="Yu Gothic" w:eastAsia="Yu Gothic" w:hAnsi="Yu Gothic" w:cs="Yu Gothic" w:hint="eastAsia"/>
-          <w:sz w:val="32"/>
-        </w:rPr>
-        <w:lastRenderedPageBreak/>
-        <w:t>らの否定的な影響を無力化したりすることができます。</w:t>
-      </w:r>
-    </w:p>
-    <w:p>
-      <w:pPr>
-        <w:pStyle w:val="NormalWeb"/>
-        <w:jc w:val="both"/>
-        <w:rPr>
-          <w:rFonts w:ascii="Yu Gothic" w:eastAsia="Yu Gothic" w:hAnsi="Yu Gothic" w:cs="Yu Gothic"/>
-          <w:sz w:val="32"/>
-        </w:rPr>
-      </w:pPr>
-      <w:r>
-        <w:rPr>
-          <w:rFonts w:ascii="Yu Gothic" w:eastAsia="Yu Gothic" w:hAnsi="Yu Gothic" w:cs="Yu Gothic" w:hint="eastAsia"/>
-          <w:sz w:val="32"/>
-        </w:rPr>
-        <w:t>そして、ジャックさん、もう一つ非常に精妙なことがあります。それは、意図的な設計と、月と地球上の生命との間の深い繋がりを明確に示す証拠であり、月の周期と人間のいくつかの重要な生体リズム、特に女性の月経周期との驚くべき同期です。</w:t>
-      </w:r>
-    </w:p>
-    <w:p>
-      <w:pPr>
-        <w:pStyle w:val="NormalWeb"/>
-        <w:jc w:val="both"/>
-        <w:rPr>
-          <w:rFonts w:ascii="Yu Gothic" w:eastAsia="Yu Gothic" w:hAnsi="Yu Gothic" w:cs="Yu Gothic"/>
-          <w:sz w:val="32"/>
-        </w:rPr>
-      </w:pPr>
-      <w:r>
-        <w:rPr>
-          <w:rFonts w:ascii="Yu Gothic" w:eastAsia="Yu Gothic" w:hAnsi="Yu Gothic" w:cs="Yu Gothic" w:hint="eastAsia"/>
-          <w:sz w:val="32"/>
-        </w:rPr>
-        <w:t>これは偶然の一致ではありません。創世主と神々が人間の生活環境を創造した際の根源的な設計において、</w:t>
-      </w:r>
-      <w:r>
-        <w:rPr>
-          <w:rFonts w:ascii="Yu Gothic" w:eastAsia="Yu Gothic" w:hAnsi="Yu Gothic" w:cs="Yu Gothic" w:hint="eastAsia"/>
-          <w:sz w:val="32"/>
-        </w:rPr>
-        <w:lastRenderedPageBreak/>
-        <w:t>月の周期は、創造と子孫繁栄の神聖さと結びついた女性の体の内なるリズムと精妙に調和するように采配されていました。それは小宇宙（人間）と大宇宙との間、地球上で起こることと天空で運行することとの間の関連性に対する深い理解を反映しています。これは全体的な設計の一部であり、そこではすべての要素が相互に作用し、その黄金時代における人間の生命と調和のとれた発展を支えていたのです。</w:t>
-      </w:r>
-    </w:p>
-    <w:p>
-      <w:pPr>
-        <w:pStyle w:val="NormalWeb"/>
-        <w:jc w:val="both"/>
-        <w:rPr>
-          <w:rFonts w:ascii="Yu Gothic" w:eastAsia="Yu Gothic" w:hAnsi="Yu Gothic" w:cs="Yu Gothic"/>
-          <w:sz w:val="32"/>
-        </w:rPr>
-      </w:pPr>
-      <w:r>
-        <w:rPr>
-          <w:rFonts w:ascii="Yu Gothic" w:eastAsia="Yu Gothic" w:hAnsi="Yu Gothic" w:cs="Yu Gothic" w:hint="eastAsia"/>
-          <w:sz w:val="32"/>
-        </w:rPr>
-        <w:lastRenderedPageBreak/>
-        <w:t>ですから、あなたが月を見上げるとき、それは単に宇宙に浮かぶ無機質な岩塊ではないことを思い出してください。それは、かつて存在した輝かしい文明の痕跡を色濃く残す遺産であり、宇宙の歴史と、神の導きの下にあった非凡な創造者たちの静かなる証人なのです。</w:t>
-      </w:r>
-    </w:p>
-    <w:p>
-      <w:pPr>
-        <w:pStyle w:val="NormalWeb"/>
-        <w:jc w:val="both"/>
-        <w:rPr>
-          <w:rFonts w:ascii="Yu Gothic" w:eastAsia="Yu Gothic" w:hAnsi="Yu Gothic" w:cs="Yu Gothic"/>
-          <w:sz w:val="32"/>
-        </w:rPr>
-      </w:pPr>
-      <w:r>
-        <w:rPr>
-          <w:rFonts w:ascii="Yu Gothic" w:eastAsia="Yu Gothic" w:hAnsi="Yu Gothic" w:cs="Yu Gothic" w:hint="eastAsia"/>
-          <w:sz w:val="32"/>
-        </w:rPr>
-        <w:t>しかし、ジャックさん、この偉大な傑作の歴史は、その輝かしい瞬間だけで終わるわけではありません。それはまた、生存、忠誠心、そして静</w:t>
-      </w:r>
-      <w:r>
-        <w:rPr>
-          <w:rFonts w:ascii="Yu Gothic" w:eastAsia="Yu Gothic" w:hAnsi="Yu Gothic" w:cs="Yu Gothic" w:hint="eastAsia"/>
-          <w:sz w:val="32"/>
-        </w:rPr>
-        <w:lastRenderedPageBreak/>
-        <w:t>かなる犠牲の長大な叙事詩でもあるのです。</w:t>
-      </w:r>
-    </w:p>
-    <w:p>
-      <w:pPr>
-        <w:pStyle w:val="NormalWeb"/>
-        <w:jc w:val="both"/>
-        <w:rPr>
-          <w:rFonts w:ascii="Yu Gothic" w:eastAsia="Yu Gothic" w:hAnsi="Yu Gothic" w:cs="Yu Gothic"/>
-          <w:sz w:val="32"/>
-        </w:rPr>
-      </w:pPr>
-      <w:r>
-        <w:rPr>
-          <w:rFonts w:ascii="Yu Gothic" w:eastAsia="Yu Gothic" w:hAnsi="Yu Gothic" w:cs="Yu Gothic" w:hint="eastAsia"/>
-          <w:sz w:val="32"/>
-        </w:rPr>
-        <w:t>第一の大周期の黄金時代が終焉に近づいたとき、その時の地球上の生命体の大部分が救いようのない道徳的退廃に陥ったため、その大周期全体を終わらせるために、神によって非常に恐ろしい「大浄化」、全面的な破壊が采配されました。その時代の地球は、私の「見た」ところでは、巨大な規模で崩壊し、まるで無数の破片に「爆発」したかのように想像できます。その後、神々がその偉大</w:t>
-      </w:r>
-      <w:r>
-        <w:rPr>
-          <w:rFonts w:ascii="Yu Gothic" w:eastAsia="Yu Gothic" w:hAnsi="Yu Gothic" w:cs="Yu Gothic" w:hint="eastAsia"/>
-          <w:sz w:val="32"/>
-        </w:rPr>
-        <w:lastRenderedPageBreak/>
-        <w:t>な神通力と無限の慈悲をもって、宇宙の基本的な物質を用いて完全に再創造し、私たちが今生きている第二の大周期の新しい地球を創造したのです。</w:t>
-      </w:r>
-    </w:p>
-    <w:p>
-      <w:pPr>
-        <w:pStyle w:val="NormalWeb"/>
-        <w:jc w:val="both"/>
-        <w:rPr>
-          <w:rFonts w:ascii="Yu Gothic" w:eastAsia="Yu Gothic" w:hAnsi="Yu Gothic" w:cs="Yu Gothic"/>
-          <w:sz w:val="32"/>
-        </w:rPr>
-      </w:pPr>
-      <w:r>
-        <w:rPr>
-          <w:rFonts w:ascii="Yu Gothic" w:eastAsia="Yu Gothic" w:hAnsi="Yu Gothic" w:cs="Yu Gothic" w:hint="eastAsia"/>
-          <w:sz w:val="32"/>
-        </w:rPr>
-        <w:t>そして、その終末的な状況の中で、月の運命は非常に特別なものとなりました。古い地球が完全に破壊される前に、黄金時代の最も賢明な賢者たち、最も高名な修煉者たちは、予知と、神と創世主からの直接の指示の下、非凡な計画、偉大な「避難」を実行しました。月――彼らの宇宙</w:t>
-      </w:r>
-      <w:r>
-        <w:rPr>
-          <w:rFonts w:ascii="Yu Gothic" w:eastAsia="Yu Gothic" w:hAnsi="Yu Gothic" w:cs="Yu Gothic" w:hint="eastAsia"/>
-          <w:sz w:val="32"/>
-        </w:rPr>
-        <w:lastRenderedPageBreak/>
-        <w:t>船であり、第二の故郷であり、そして要塞でもあった――は、思念と純粋な精神エネルギーによって操縦され、一時的に地球の軌道を離れ、恐ろしい破壊の領域から移動しました。それは、その文明の精華である種子、貴重な宇宙の知識だけでなく、一定数の最も純粋で善良な人々、重要な生命の芽も運び、宇宙の大災害を乗り越えて彼らを保存しました。</w:t>
-      </w:r>
-    </w:p>
-    <w:p>
-      <w:pPr>
-        <w:pStyle w:val="NormalWeb"/>
-        <w:jc w:val="both"/>
-        <w:rPr>
-          <w:rFonts w:ascii="Yu Gothic" w:eastAsia="Yu Gothic" w:hAnsi="Yu Gothic" w:cs="Yu Gothic"/>
-          <w:sz w:val="32"/>
-        </w:rPr>
-      </w:pPr>
-      <w:r>
-        <w:rPr>
-          <w:rFonts w:ascii="Yu Gothic" w:eastAsia="Yu Gothic" w:hAnsi="Yu Gothic" w:cs="Yu Gothic" w:hint="eastAsia"/>
-          <w:sz w:val="32"/>
-        </w:rPr>
-        <w:t>古い地球が完全に破壊され、より清浄な新しい地球が再創造され、第二の大周期の新しい章が始まった後、</w:t>
-      </w:r>
-      <w:r>
-        <w:rPr>
-          <w:rFonts w:ascii="Yu Gothic" w:eastAsia="Yu Gothic" w:hAnsi="Yu Gothic" w:cs="Yu Gothic" w:hint="eastAsia"/>
-          <w:sz w:val="32"/>
-        </w:rPr>
-        <w:lastRenderedPageBreak/>
-        <w:t>月は、奇跡的な采配に従い、定められたまさにその時に、静かにその馴染み深い軌道位置に戻ってきました。それは、この新しい青い惑星上の生命を支援し、保護し、調整するという神聖な使命を続けたのです。帰還したとき、月は基本的には黄金時代からの複雑な構造と大きな潜在能力を保持していました。そして、避難のために月に乗せられた人々は、月という「方舟」と共に漂流した長い期間にわたって何世代も繁殖し、その数は非常に多くなっていました。</w:t>
-      </w:r>
-      <w:r>
-        <w:rPr>
-          <w:rFonts w:ascii="Yu Gothic" w:eastAsia="Yu Gothic" w:hAnsi="Yu Gothic" w:cs="Yu Gothic" w:hint="eastAsia"/>
-          <w:sz w:val="32"/>
-        </w:rPr>
-        <w:lastRenderedPageBreak/>
-        <w:t>神の采配に従い、月が新しい地球に戻ってきたとき、これらの人々は地上に住むことを許されず、地中の、あらかじめ準備されていた広大な空間に移動するように導かれました。彼らは、後に私たちが再び触れることになるかもしれない、神秘的な内地文明の基礎を築いた人々となったのです。</w:t>
+        <w:t xml:space="preserve"> 月は保護エネルギー場を生成する能力を持ち、地球に衝突する危険のある隕石や小惑星の軌道をそらしたり、外部宇宙からの、さらには悪意のある勢力からの否定的な影響を無力化したりすることができます。</w:t>
+      </w:r>
+    </w:p>
+    <w:p>
+      <w:pPr>
+        <w:pStyle w:val="NormalWeb"/>
+        <w:jc w:val="both"/>
+        <w:rPr>
+          <w:rFonts w:ascii="Yu Gothic" w:eastAsia="Yu Gothic" w:hAnsi="Yu Gothic" w:cs="Yu Gothic"/>
+          <w:sz w:val="32"/>
+        </w:rPr>
+      </w:pPr>
+      <w:r>
+        <w:rPr>
+          <w:rFonts w:ascii="Yu Gothic" w:eastAsia="Yu Gothic" w:hAnsi="Yu Gothic" w:cs="Yu Gothic" w:hint="eastAsia"/>
+          <w:sz w:val="32"/>
+        </w:rPr>
+        <w:t>そして、ジャックさん、もう一つ非常に精妙なことがあります。それは、</w:t>
+      </w:r>
+      <w:r>
+        <w:rPr>
+          <w:rFonts w:ascii="Yu Gothic" w:eastAsia="Yu Gothic" w:hAnsi="Yu Gothic" w:cs="Yu Gothic" w:hint="eastAsia"/>
+          <w:sz w:val="32"/>
+        </w:rPr>
+        <w:lastRenderedPageBreak/>
+        <w:t>意図的な設計と、月と地球上の生命との間の深い繋がりを明確に示す証拠であり、月の周期と人間のいくつかの重要な生体リズム、特に女性の月経周期との驚くべき同期です。</w:t>
+      </w:r>
+    </w:p>
+    <w:p>
+      <w:pPr>
+        <w:pStyle w:val="NormalWeb"/>
+        <w:jc w:val="both"/>
+        <w:rPr>
+          <w:rFonts w:ascii="Yu Gothic" w:eastAsia="Yu Gothic" w:hAnsi="Yu Gothic" w:cs="Yu Gothic"/>
+          <w:sz w:val="32"/>
+        </w:rPr>
+      </w:pPr>
+      <w:r>
+        <w:rPr>
+          <w:rFonts w:ascii="Yu Gothic" w:eastAsia="Yu Gothic" w:hAnsi="Yu Gothic" w:cs="Yu Gothic" w:hint="eastAsia"/>
+          <w:sz w:val="32"/>
+        </w:rPr>
+        <w:t>これは偶然の一致ではありません。創世主と神々が人間の生活環境を創造した際の根源的な設計において、月の周期は、創造と子孫繁栄の神聖さと結びついた女性の体の内なるリズムと精妙に調和するように采配されていました。それは小宇宙（人間）と大宇宙との間、地球上で起こるこ</w:t>
+      </w:r>
+      <w:r>
+        <w:rPr>
+          <w:rFonts w:ascii="Yu Gothic" w:eastAsia="Yu Gothic" w:hAnsi="Yu Gothic" w:cs="Yu Gothic" w:hint="eastAsia"/>
+          <w:sz w:val="32"/>
+        </w:rPr>
+        <w:lastRenderedPageBreak/>
+        <w:t>とと天空で運行することとの間の関連性に対する深い理解を反映しています。これは全体的な設計の一部であり、そこではすべての要素が相互に作用し、その黄金時代における人間の生命と調和のとれた発展を支えていたのです。</w:t>
+      </w:r>
+    </w:p>
+    <w:p>
+      <w:pPr>
+        <w:pStyle w:val="NormalWeb"/>
+        <w:jc w:val="both"/>
+        <w:rPr>
+          <w:rFonts w:ascii="Yu Gothic" w:eastAsia="Yu Gothic" w:hAnsi="Yu Gothic" w:cs="Yu Gothic"/>
+          <w:sz w:val="32"/>
+        </w:rPr>
+      </w:pPr>
+      <w:r>
+        <w:rPr>
+          <w:rFonts w:ascii="Yu Gothic" w:eastAsia="Yu Gothic" w:hAnsi="Yu Gothic" w:cs="Yu Gothic" w:hint="eastAsia"/>
+          <w:sz w:val="32"/>
+        </w:rPr>
+        <w:t>ですから、あなたが月を見上げるとき、それは単に宇宙に浮かぶ無機質な岩塊ではないことを思い出してください。それは、かつて存在した輝かしい文明の痕跡を色濃く残す遺産であり、宇宙の歴史と、神の導きの</w:t>
+      </w:r>
+      <w:r>
+        <w:rPr>
+          <w:rFonts w:ascii="Yu Gothic" w:eastAsia="Yu Gothic" w:hAnsi="Yu Gothic" w:cs="Yu Gothic" w:hint="eastAsia"/>
+          <w:sz w:val="32"/>
+        </w:rPr>
+        <w:lastRenderedPageBreak/>
+        <w:t>下にあった非凡な創造者たちの静かなる証人なのです。</w:t>
+      </w:r>
+    </w:p>
+    <w:p>
+      <w:pPr>
+        <w:pStyle w:val="NormalWeb"/>
+        <w:jc w:val="both"/>
+        <w:rPr>
+          <w:rFonts w:ascii="Yu Gothic" w:eastAsia="Yu Gothic" w:hAnsi="Yu Gothic" w:cs="Yu Gothic"/>
+          <w:sz w:val="32"/>
+        </w:rPr>
+      </w:pPr>
+      <w:r>
+        <w:rPr>
+          <w:rFonts w:ascii="Yu Gothic" w:eastAsia="Yu Gothic" w:hAnsi="Yu Gothic" w:cs="Yu Gothic" w:hint="eastAsia"/>
+          <w:sz w:val="32"/>
+        </w:rPr>
+        <w:t>しかし、ジャックさん、この偉大な傑作の歴史は、その輝かしい瞬間だけで終わるわけではありません。それはまた、生存、忠誠心、そして静かなる犠牲の長大な叙事詩でもあるのです。</w:t>
+      </w:r>
+    </w:p>
+    <w:p>
+      <w:pPr>
+        <w:pStyle w:val="NormalWeb"/>
+        <w:jc w:val="both"/>
+        <w:rPr>
+          <w:rFonts w:ascii="Yu Gothic" w:eastAsia="Yu Gothic" w:hAnsi="Yu Gothic" w:cs="Yu Gothic"/>
+          <w:sz w:val="32"/>
+        </w:rPr>
+      </w:pPr>
+      <w:r>
+        <w:rPr>
+          <w:rFonts w:ascii="Yu Gothic" w:eastAsia="Yu Gothic" w:hAnsi="Yu Gothic" w:cs="Yu Gothic" w:hint="eastAsia"/>
+          <w:sz w:val="32"/>
+        </w:rPr>
+        <w:t>第一の大周期の黄金時代が終焉に近づいたとき、その時の地球上の生命体の大部分が救いようのない道徳的退廃に陥ったため、その大周期全体</w:t>
+      </w:r>
+      <w:r>
+        <w:rPr>
+          <w:rFonts w:ascii="Yu Gothic" w:eastAsia="Yu Gothic" w:hAnsi="Yu Gothic" w:cs="Yu Gothic" w:hint="eastAsia"/>
+          <w:sz w:val="32"/>
+        </w:rPr>
+        <w:lastRenderedPageBreak/>
+        <w:t>を終わらせるために、神によって非常に恐ろしい「大浄化」、全面的な破壊が采配されました。その時代の地球は、私の「見た」ところでは、巨大な規模で崩壊し、まるで無数の破片に「爆発」したかのように想像できます。その後、神々がその偉大な神通力と無限の慈悲をもって、宇宙の基本的な物質を用いて完全に再創造し、私たちが今生きている第二の大周期の新しい地球を創造したのです。</w:t>
+      </w:r>
+    </w:p>
+    <w:p>
+      <w:pPr>
+        <w:pStyle w:val="NormalWeb"/>
+        <w:jc w:val="both"/>
+        <w:rPr>
+          <w:rFonts w:ascii="Yu Gothic" w:eastAsia="Yu Gothic" w:hAnsi="Yu Gothic" w:cs="Yu Gothic"/>
+          <w:sz w:val="32"/>
+        </w:rPr>
+      </w:pPr>
+      <w:r>
+        <w:rPr>
+          <w:rFonts w:ascii="Yu Gothic" w:eastAsia="Yu Gothic" w:hAnsi="Yu Gothic" w:cs="Yu Gothic" w:hint="eastAsia"/>
+          <w:sz w:val="32"/>
+        </w:rPr>
+        <w:lastRenderedPageBreak/>
+        <w:t>そして、その終末的な状況の中で、月の運命は非常に特別なものとなりました。古い地球が完全に破壊される前に、黄金時代の最も賢明な賢者たち、最も高名な修煉者たちは、予知と、神と創世主からの直接の指示の下、非凡な計画、偉大な「避難」を実行しました。月――彼らの宇宙船であり、第二の故郷であり、そして要塞でもあった――は、思念と純粋な精神エネルギーによって操縦され、一時的に地球の軌道を離れ、恐ろしい破壊の領域から移動しました。</w:t>
+      </w:r>
+      <w:r>
+        <w:rPr>
+          <w:rFonts w:ascii="Yu Gothic" w:eastAsia="Yu Gothic" w:hAnsi="Yu Gothic" w:cs="Yu Gothic" w:hint="eastAsia"/>
+          <w:sz w:val="32"/>
+        </w:rPr>
+        <w:lastRenderedPageBreak/>
+        <w:t>それは、その文明の精華である種子、貴重な宇宙の知識だけでなく、一定数の最も純粋で善良な人々、重要な生命の芽も運び、宇宙の大災害を乗り越えて彼らを保存しました。</w:t>
+      </w:r>
+    </w:p>
+    <w:p>
+      <w:pPr>
+        <w:pStyle w:val="NormalWeb"/>
+        <w:jc w:val="both"/>
+        <w:rPr>
+          <w:rFonts w:ascii="Yu Gothic" w:eastAsia="Yu Gothic" w:hAnsi="Yu Gothic" w:cs="Yu Gothic"/>
+          <w:sz w:val="32"/>
+        </w:rPr>
+      </w:pPr>
+      <w:r>
+        <w:rPr>
+          <w:rFonts w:ascii="Yu Gothic" w:eastAsia="Yu Gothic" w:hAnsi="Yu Gothic" w:cs="Yu Gothic" w:hint="eastAsia"/>
+          <w:sz w:val="32"/>
+        </w:rPr>
+        <w:t>古い地球が完全に破壊され、より清浄な新しい地球が再創造され、第二の大周期の新しい章が始まった後、月は、奇跡的な采配に従い、定められたまさにその時に、静かにその馴染み深い軌道位置に戻ってきました。それは、この新しい青い惑星上の生命を支援し、保護し、調整するとい</w:t>
+      </w:r>
+      <w:r>
+        <w:rPr>
+          <w:rFonts w:ascii="Yu Gothic" w:eastAsia="Yu Gothic" w:hAnsi="Yu Gothic" w:cs="Yu Gothic" w:hint="eastAsia"/>
+          <w:sz w:val="32"/>
+        </w:rPr>
+        <w:lastRenderedPageBreak/>
+        <w:t>う神聖な使命を続けたのです。帰還したとき、月は基本的には黄金時代からの複雑な構造と大きな潜在能力を保持していました。そして、避難のために月に乗せられた人々は、月という「方舟」と共に漂流した長い期間にわたって何世代も繁殖し、その数は非常に多くなっていました。神の采配に従い、月が新しい地球に戻ってきたとき、これらの人々は地上に住むことを許されず、地中の、あらかじめ準備されていた広大な空間に移動するように導かれました。</w:t>
+      </w:r>
+      <w:r>
+        <w:rPr>
+          <w:rFonts w:ascii="Yu Gothic" w:eastAsia="Yu Gothic" w:hAnsi="Yu Gothic" w:cs="Yu Gothic" w:hint="eastAsia"/>
+          <w:sz w:val="32"/>
+        </w:rPr>
+        <w:lastRenderedPageBreak/>
+        <w:t>彼らは、後に私たちが再び触れることになるかもしれない、神秘的な内地文明の基礎を築いた人々となったのです。</w:t>
       </w:r>
     </w:p>
     <w:p>
@@ -6105,8 +6097,15 @@
           <w:rFonts w:ascii="Yu Gothic" w:eastAsia="Yu Gothic" w:hAnsi="Yu Gothic" w:cs="Yu Gothic" w:hint="eastAsia"/>
           <w:sz w:val="32"/>
         </w:rPr>
-        <w:lastRenderedPageBreak/>
-        <w:t>今お話を聞いて、ふと思い出したのですが、以前インターネットのどこかで、科学者たちが月の表面に大きな弾頭を撃ち込む実験を行った際、月が空洞の鐘のように鳴り響く反応を示した、という記事を読んだことがあります…。とすれば、月は本当に内部が空洞の物体なのかもしれませんね？もしそれが前の周期の人類によって創造されたものなら、その中には多くの複雑な機関や構造物があるということにも…</w:t>
+        <w:t>今お話を聞いて、ふと思い出したのですが、以前インターネットのどこかで、科学者たちが月の表面に大きな弾頭を撃ち込む実験を行った際、</w:t>
+      </w:r>
+      <w:r>
+        <w:rPr>
+          <w:rFonts w:ascii="Yu Gothic" w:eastAsia="Yu Gothic" w:hAnsi="Yu Gothic" w:cs="Yu Gothic" w:hint="eastAsia"/>
+          <w:sz w:val="32"/>
+        </w:rPr>
+        <w:lastRenderedPageBreak/>
+        <w:t>月が空洞の鐘のように鳴り響く反応を示した、という記事を読んだことがあります…。とすれば、月は本当に内部が空洞の物体なのかもしれませんね？もしそれが前の周期の人類によって創造されたものなら、その中には多くの複雑な機関や構造物があるということにも…</w:t>
       </w:r>
     </w:p>
     <w:p>
@@ -6142,8 +6141,15 @@
           <w:rFonts w:ascii="Yu Gothic" w:eastAsia="Yu Gothic" w:hAnsi="Yu Gothic" w:cs="Yu Gothic" w:hint="eastAsia"/>
           <w:sz w:val="32"/>
         </w:rPr>
-        <w:lastRenderedPageBreak/>
-        <w:t>（モハン氏の眼差しに一筋の光が宿る。まるでジャック・ヴォスが今共有したことが、彼の記憶の絵画における重要な一点にまさに触れたかのようだ。）</w:t>
+        <w:t>（モハン氏の眼差しに一筋の光が宿る。まるでジャック・ヴォスが今共有したことが、彼の記憶の絵画にお</w:t>
+      </w:r>
+      <w:r>
+        <w:rPr>
+          <w:rFonts w:ascii="Yu Gothic" w:eastAsia="Yu Gothic" w:hAnsi="Yu Gothic" w:cs="Yu Gothic" w:hint="eastAsia"/>
+          <w:sz w:val="32"/>
+        </w:rPr>
+        <w:lastRenderedPageBreak/>
+        <w:t>ける重要な一点にまさに触れたかのようだ。）</w:t>
       </w:r>
     </w:p>
     <w:p>
@@ -6177,8 +6183,15 @@
           <w:rFonts w:ascii="Yu Gothic" w:eastAsia="Yu Gothic" w:hAnsi="Yu Gothic" w:cs="Yu Gothic" w:hint="eastAsia"/>
           <w:sz w:val="32"/>
         </w:rPr>
-        <w:lastRenderedPageBreak/>
-        <w:t>科学者たちが行ったその実験、つまり物体が月の表面に衝突した際に、まるで巨大な空洞の鐘であるかのように、異常に長く続く振動を引き起こしたという現象は、月の真の性質を明らかにする重要な手がかりの一つです。</w:t>
+        <w:t>科学者たちが行ったその実験、つまり物体が月の表面に衝突した際に、まるで巨大な空洞の鐘であるかのように、異常に長く続く振動を引き起</w:t>
+      </w:r>
+      <w:r>
+        <w:rPr>
+          <w:rFonts w:ascii="Yu Gothic" w:eastAsia="Yu Gothic" w:hAnsi="Yu Gothic" w:cs="Yu Gothic" w:hint="eastAsia"/>
+          <w:sz w:val="32"/>
+        </w:rPr>
+        <w:lastRenderedPageBreak/>
+        <w:t>こしたという現象は、月の真の性質を明らかにする重要な手がかりの一つです。</w:t>
       </w:r>
     </w:p>
     <w:p>
@@ -6212,7 +6225,6 @@
           <w:rFonts w:ascii="Yu Gothic" w:eastAsia="Yu Gothic" w:hAnsi="Yu Gothic" w:cs="Yu Gothic" w:hint="eastAsia"/>
           <w:sz w:val="32"/>
         </w:rPr>
-        <w:lastRenderedPageBreak/>
         <w:t>［モハンはさらに説明を加え、その声は穏やかでありながらも説得力に満ちている。］</w:t>
       </w:r>
     </w:p>
@@ -6230,6 +6242,7 @@
           <w:rFonts w:ascii="Yu Gothic" w:eastAsia="Yu Gothic" w:hAnsi="Yu Gothic" w:cs="Yu Gothic" w:hint="eastAsia"/>
           <w:sz w:val="32"/>
         </w:rPr>
+        <w:lastRenderedPageBreak/>
         <w:t>黄金時代の人々が、神の導きの下で月を創造したとき、彼らは単に岩の塊を「こねて」作ったわけではありません。彼らはそれを、非常に複雑で精巧な宇宙の建築物として建設しました。それには頑丈な外殻がありますが、内部は多層、多区画の構造になっており、非常に具体的な目的のために設計されたシステムやインフラが備わっています。</w:t>
       </w:r>
     </w:p>
@@ -6247,74 +6260,74 @@
           <w:rFonts w:ascii="Yu Gothic" w:eastAsia="Yu Gothic" w:hAnsi="Yu Gothic" w:cs="Yu Gothic" w:hint="eastAsia"/>
           <w:sz w:val="32"/>
         </w:rPr>
-        <w:lastRenderedPageBreak/>
-        <w:t>それを、単なる自然の天体ではなく、巨大な宇宙船、人工の「空中都市」として想像してみてください。その内部には、それが創造されたばかりの時期と、その後の長い間、実際に制御機関、実験室、エネルギー貯蔵区画、生命維持システム、さらには精神修煉や研究のための空間さえも含まれていました。</w:t>
-      </w:r>
-    </w:p>
-    <w:p>
-      <w:pPr>
-        <w:pStyle w:val="NormalWeb"/>
-        <w:jc w:val="both"/>
-        <w:rPr>
-          <w:rFonts w:ascii="Yu Gothic" w:eastAsia="Yu Gothic" w:hAnsi="Yu Gothic" w:cs="Yu Gothic"/>
-          <w:sz w:val="32"/>
-        </w:rPr>
-      </w:pPr>
-      <w:r>
-        <w:rPr>
-          <w:rFonts w:ascii="Yu Gothic" w:eastAsia="Yu Gothic" w:hAnsi="Yu Gothic" w:cs="Yu Gothic" w:hint="eastAsia"/>
-          <w:sz w:val="32"/>
-        </w:rPr>
-        <w:t>何千万年にもわたる宇宙塵や隕石の破片によって堆積される前の、その本来の姿でさえ、今日私たちが見るような完全な球体ではありませんで</w:t>
-      </w:r>
-      <w:r>
-        <w:rPr>
-          <w:rFonts w:ascii="Yu Gothic" w:eastAsia="Yu Gothic" w:hAnsi="Yu Gothic" w:cs="Yu Gothic" w:hint="eastAsia"/>
-          <w:sz w:val="32"/>
-        </w:rPr>
-        <w:lastRenderedPageBreak/>
-        <w:t>した。元々は、大きな卵のような形、完璧な楕円形をしており、それは宇宙空間での移動とエネルギーの安定性を維持するための最適な構造でした。私たちが現在観察している殻は、時間とともに形成された外側の「上着」に過ぎませんが、その内なる中核、エネルギーの骨格と主要な構造は、その卵の形を保ち続けています。</w:t>
-      </w:r>
-    </w:p>
-    <w:p>
-      <w:pPr>
-        <w:pStyle w:val="NormalWeb"/>
-        <w:jc w:val="both"/>
-        <w:rPr>
-          <w:rFonts w:ascii="Yu Gothic" w:eastAsia="Yu Gothic" w:hAnsi="Yu Gothic" w:cs="Yu Gothic"/>
-          <w:sz w:val="32"/>
-        </w:rPr>
-      </w:pPr>
-      <w:r>
-        <w:rPr>
-          <w:rFonts w:ascii="Yu Gothic" w:eastAsia="Yu Gothic" w:hAnsi="Yu Gothic" w:cs="Yu Gothic" w:hint="eastAsia"/>
-          <w:sz w:val="32"/>
-        </w:rPr>
-        <w:t>ですから、外部から強い力が加わったときに、それが空洞の構造物のように、長く振動するのは、完全に理解できることです。それは地質学的</w:t>
-      </w:r>
-      <w:r>
-        <w:rPr>
-          <w:rFonts w:ascii="Yu Gothic" w:eastAsia="Yu Gothic" w:hAnsi="Yu Gothic" w:cs="Yu Gothic" w:hint="eastAsia"/>
-          <w:sz w:val="32"/>
-        </w:rPr>
-        <w:lastRenderedPageBreak/>
-        <w:t>な偶然ではなく、偉大な人工物の固有の特性なのです。</w:t>
-      </w:r>
-    </w:p>
-    <w:p>
-      <w:pPr>
-        <w:pStyle w:val="NormalWeb"/>
-        <w:jc w:val="both"/>
-        <w:rPr>
-          <w:rFonts w:ascii="Yu Gothic" w:eastAsia="Yu Gothic" w:hAnsi="Yu Gothic" w:cs="Yu Gothic"/>
-          <w:sz w:val="32"/>
-        </w:rPr>
-      </w:pPr>
-      <w:r>
-        <w:rPr>
-          <w:rFonts w:ascii="Yu Gothic" w:eastAsia="Yu Gothic" w:hAnsi="Yu Gothic" w:cs="Yu Gothic" w:hint="eastAsia"/>
-          <w:sz w:val="32"/>
-        </w:rPr>
+        <w:t>それを、単なる自然の天体ではなく、巨大な宇宙船、人工の「空中都市」として想像してみてください。その</w:t>
+      </w:r>
+      <w:r>
+        <w:rPr>
+          <w:rFonts w:ascii="Yu Gothic" w:eastAsia="Yu Gothic" w:hAnsi="Yu Gothic" w:cs="Yu Gothic" w:hint="eastAsia"/>
+          <w:sz w:val="32"/>
+        </w:rPr>
+        <w:lastRenderedPageBreak/>
+        <w:t>内部には、それが創造されたばかりの時期と、その後の長い間、実際に制御機関、実験室、エネルギー貯蔵区画、生命維持システム、さらには精神修煉や研究のための空間さえも含まれていました。</w:t>
+      </w:r>
+    </w:p>
+    <w:p>
+      <w:pPr>
+        <w:pStyle w:val="NormalWeb"/>
+        <w:jc w:val="both"/>
+        <w:rPr>
+          <w:rFonts w:ascii="Yu Gothic" w:eastAsia="Yu Gothic" w:hAnsi="Yu Gothic" w:cs="Yu Gothic"/>
+          <w:sz w:val="32"/>
+        </w:rPr>
+      </w:pPr>
+      <w:r>
+        <w:rPr>
+          <w:rFonts w:ascii="Yu Gothic" w:eastAsia="Yu Gothic" w:hAnsi="Yu Gothic" w:cs="Yu Gothic" w:hint="eastAsia"/>
+          <w:sz w:val="32"/>
+        </w:rPr>
+        <w:t>何千万年にもわたる宇宙塵や隕石の破片によって堆積される前の、その本来の姿でさえ、今日私たちが見るような完全な球体ではありませんでした。元々は、大きな卵のような形、完璧な楕円形をしており、それは宇宙空間での移動とエネルギーの安定</w:t>
+      </w:r>
+      <w:r>
+        <w:rPr>
+          <w:rFonts w:ascii="Yu Gothic" w:eastAsia="Yu Gothic" w:hAnsi="Yu Gothic" w:cs="Yu Gothic" w:hint="eastAsia"/>
+          <w:sz w:val="32"/>
+        </w:rPr>
+        <w:lastRenderedPageBreak/>
+        <w:t>性を維持するための最適な構造でした。私たちが現在観察している殻は、時間とともに形成された外側の「上着」に過ぎませんが、その内なる中核、エネルギーの骨格と主要な構造は、その卵の形を保ち続けています。</w:t>
+      </w:r>
+    </w:p>
+    <w:p>
+      <w:pPr>
+        <w:pStyle w:val="NormalWeb"/>
+        <w:jc w:val="both"/>
+        <w:rPr>
+          <w:rFonts w:ascii="Yu Gothic" w:eastAsia="Yu Gothic" w:hAnsi="Yu Gothic" w:cs="Yu Gothic"/>
+          <w:sz w:val="32"/>
+        </w:rPr>
+      </w:pPr>
+      <w:r>
+        <w:rPr>
+          <w:rFonts w:ascii="Yu Gothic" w:eastAsia="Yu Gothic" w:hAnsi="Yu Gothic" w:cs="Yu Gothic" w:hint="eastAsia"/>
+          <w:sz w:val="32"/>
+        </w:rPr>
+        <w:t>ですから、外部から強い力が加わったときに、それが空洞の構造物のように、長く振動するのは、完全に理解できることです。それは地質学的な偶然ではなく、偉大な人工物の固有の特性なのです。</w:t>
+      </w:r>
+    </w:p>
+    <w:p>
+      <w:pPr>
+        <w:pStyle w:val="NormalWeb"/>
+        <w:jc w:val="both"/>
+        <w:rPr>
+          <w:rFonts w:ascii="Yu Gothic" w:eastAsia="Yu Gothic" w:hAnsi="Yu Gothic" w:cs="Yu Gothic"/>
+          <w:sz w:val="32"/>
+        </w:rPr>
+      </w:pPr>
+      <w:r>
+        <w:rPr>
+          <w:rFonts w:ascii="Yu Gothic" w:eastAsia="Yu Gothic" w:hAnsi="Yu Gothic" w:cs="Yu Gothic" w:hint="eastAsia"/>
+          <w:sz w:val="32"/>
+        </w:rPr>
+        <w:lastRenderedPageBreak/>
         <w:t>月は、ジャックさん、さらに多くの秘密を秘めています。黄金時代の秘密、そして人々が宇宙と調和し、神の導きに従って生きていた時の非凡な能力についての秘密を。</w:t>
       </w:r>
     </w:p>
@@ -6379,7 +6392,6 @@
           <w:rFonts w:ascii="Yu Gothic" w:eastAsia="Yu Gothic" w:hAnsi="Yu Gothic" w:cs="Yu Gothic" w:hint="eastAsia"/>
           <w:sz w:val="32"/>
         </w:rPr>
-        <w:lastRenderedPageBreak/>
         <w:t>はい、月についてのお話は本当に驚くべきものです…</w:t>
       </w:r>
     </w:p>
@@ -6397,6 +6409,7 @@
           <w:rFonts w:ascii="Yu Gothic" w:eastAsia="Yu Gothic" w:hAnsi="Yu Gothic" w:cs="Yu Gothic" w:hint="eastAsia"/>
           <w:sz w:val="32"/>
         </w:rPr>
+        <w:lastRenderedPageBreak/>
         <w:t>しかし、何千万年もの間に、隕石や宇宙塵が降り積もってできた土や岩の層は、おそらく数百メートル、場合によっては数キロメートルの厚さになっているでしょうね…。そのせいで、私たちにはその外観が純粋に土や岩にしか見えないのでしょう。</w:t>
       </w:r>
     </w:p>
@@ -6450,58 +6463,65 @@
           <w:rFonts w:ascii="Yu Gothic" w:eastAsia="Yu Gothic" w:hAnsi="Yu Gothic" w:cs="Yu Gothic" w:hint="eastAsia"/>
           <w:sz w:val="32"/>
         </w:rPr>
-        <w:lastRenderedPageBreak/>
-        <w:t>ジャックさんのおっしゃる通り、非常に理にかなっています。何千万年、第一の大周期の終わりに創造されてから一億年近くにもなるかもしれない、それほど長い時間を経て、月の表面が無数の大小の隕石、宇宙塵、そして宇宙からの他の物質によって堆積されることは避けられません。</w:t>
-      </w:r>
-    </w:p>
-    <w:p>
-      <w:pPr>
-        <w:pStyle w:val="NormalWeb"/>
-        <w:jc w:val="both"/>
-        <w:rPr>
-          <w:rFonts w:ascii="Yu Gothic" w:eastAsia="Yu Gothic" w:hAnsi="Yu Gothic" w:cs="Yu Gothic"/>
-          <w:sz w:val="32"/>
-        </w:rPr>
-      </w:pPr>
-      <w:r>
-        <w:rPr>
-          <w:rFonts w:ascii="Yu Gothic" w:eastAsia="Yu Gothic" w:hAnsi="Yu Gothic" w:cs="Yu Gothic" w:hint="eastAsia"/>
-          <w:sz w:val="32"/>
-        </w:rPr>
-        <w:t>その土や岩の層は、時とともに、間違いなく非常に厚くなりました。あなたが推定されたように、一部の地域では数百メートル、あるいは数キロメートルという数字は、完全に根</w:t>
-      </w:r>
-      <w:r>
-        <w:rPr>
-          <w:rFonts w:ascii="Yu Gothic" w:eastAsia="Yu Gothic" w:hAnsi="Yu Gothic" w:cs="Yu Gothic" w:hint="eastAsia"/>
-          <w:sz w:val="32"/>
-        </w:rPr>
-        <w:lastRenderedPageBreak/>
-        <w:t>拠のあるものです。それは自然の鎧、あるいは巨大な堆積層のようであり、その下にある偉大な創造物の本来の姿をほぼ完全に覆い隠してしまいました。</w:t>
-      </w:r>
-    </w:p>
-    <w:p>
-      <w:pPr>
-        <w:pStyle w:val="NormalWeb"/>
-        <w:jc w:val="both"/>
-        <w:rPr>
-          <w:rFonts w:ascii="Yu Gothic" w:eastAsia="Yu Gothic" w:hAnsi="Yu Gothic" w:cs="Yu Gothic"/>
-          <w:sz w:val="32"/>
-        </w:rPr>
-      </w:pPr>
-      <w:r>
-        <w:rPr>
-          <w:rFonts w:ascii="Yu Gothic" w:eastAsia="Yu Gothic" w:hAnsi="Yu Gothic" w:cs="Yu Gothic" w:hint="eastAsia"/>
-          <w:sz w:val="32"/>
-        </w:rPr>
-        <w:t>まさにこの厚い被覆層のために、私たちが地球から月を観察するとき、あるいは宇宙船がその表面に着陸したときでさえ、私たちが主に見たり分析したりできるのは、最外層、つまり土、岩、クレーター、そして玄武岩の平原からなる「皮」だけなのです。科学者たちが月から持ち帰っ</w:t>
-      </w:r>
-      <w:r>
-        <w:rPr>
-          <w:rFonts w:ascii="Yu Gothic" w:eastAsia="Yu Gothic" w:hAnsi="Yu Gothic" w:cs="Yu Gothic" w:hint="eastAsia"/>
-          <w:sz w:val="32"/>
-        </w:rPr>
-        <w:lastRenderedPageBreak/>
-        <w:t>た土や岩のサンプルを研究する際も、彼らは主にこの堆積した外殻の成分を分析しています。</w:t>
+        <w:t>ジャックさんのおっしゃる通り、非常に理にかなっています。何千万年、</w:t>
+      </w:r>
+      <w:r>
+        <w:rPr>
+          <w:rFonts w:ascii="Yu Gothic" w:eastAsia="Yu Gothic" w:hAnsi="Yu Gothic" w:cs="Yu Gothic" w:hint="eastAsia"/>
+          <w:sz w:val="32"/>
+        </w:rPr>
+        <w:lastRenderedPageBreak/>
+        <w:t>第一の大周期の終わりに創造されてから一億年近くにもなるかもしれない、それほど長い時間を経て、月の表面が無数の大小の隕石、宇宙塵、そして宇宙からの他の物質によって堆積されることは避けられません。</w:t>
+      </w:r>
+    </w:p>
+    <w:p>
+      <w:pPr>
+        <w:pStyle w:val="NormalWeb"/>
+        <w:jc w:val="both"/>
+        <w:rPr>
+          <w:rFonts w:ascii="Yu Gothic" w:eastAsia="Yu Gothic" w:hAnsi="Yu Gothic" w:cs="Yu Gothic"/>
+          <w:sz w:val="32"/>
+        </w:rPr>
+      </w:pPr>
+      <w:r>
+        <w:rPr>
+          <w:rFonts w:ascii="Yu Gothic" w:eastAsia="Yu Gothic" w:hAnsi="Yu Gothic" w:cs="Yu Gothic" w:hint="eastAsia"/>
+          <w:sz w:val="32"/>
+        </w:rPr>
+        <w:t>その土や岩の層は、時とともに、間違いなく非常に厚くなりました。あなたが推定されたように、一部の地域では数百メートル、あるいは数キロメートルという数字は、完全に根拠のあるものです。それは自然の鎧、あるいは巨大な堆積層のようであり、</w:t>
+      </w:r>
+      <w:r>
+        <w:rPr>
+          <w:rFonts w:ascii="Yu Gothic" w:eastAsia="Yu Gothic" w:hAnsi="Yu Gothic" w:cs="Yu Gothic" w:hint="eastAsia"/>
+          <w:sz w:val="32"/>
+        </w:rPr>
+        <w:lastRenderedPageBreak/>
+        <w:t>その下にある偉大な創造物の本来の姿をほぼ完全に覆い隠してしまいました。</w:t>
+      </w:r>
+    </w:p>
+    <w:p>
+      <w:pPr>
+        <w:pStyle w:val="NormalWeb"/>
+        <w:jc w:val="both"/>
+        <w:rPr>
+          <w:rFonts w:ascii="Yu Gothic" w:eastAsia="Yu Gothic" w:hAnsi="Yu Gothic" w:cs="Yu Gothic"/>
+          <w:sz w:val="32"/>
+        </w:rPr>
+      </w:pPr>
+      <w:r>
+        <w:rPr>
+          <w:rFonts w:ascii="Yu Gothic" w:eastAsia="Yu Gothic" w:hAnsi="Yu Gothic" w:cs="Yu Gothic" w:hint="eastAsia"/>
+          <w:sz w:val="32"/>
+        </w:rPr>
+        <w:t>まさにこの厚い被覆層のために、私たちが地球から月を観察するとき、あるいは宇宙船がその表面に着陸したときでさえ、私たちが主に見たり分析したりできるのは、最外層、つまり土、岩、クレーター、そして玄武岩の平原からなる「皮」だけなのです。科学者たちが月から持ち帰った土や岩のサンプルを研究する際も、</w:t>
+      </w:r>
+      <w:r>
+        <w:rPr>
+          <w:rFonts w:ascii="Yu Gothic" w:eastAsia="Yu Gothic" w:hAnsi="Yu Gothic" w:cs="Yu Gothic" w:hint="eastAsia"/>
+          <w:sz w:val="32"/>
+        </w:rPr>
+        <w:lastRenderedPageBreak/>
+        <w:t>彼らは主にこの堆積した外殻の成分を分析しています。</w:t>
       </w:r>
     </w:p>
     <w:p>
@@ -6535,56 +6555,49 @@
           <w:rFonts w:ascii="Yu Gothic" w:eastAsia="Yu Gothic" w:hAnsi="Yu Gothic" w:cs="Yu Gothic" w:hint="eastAsia"/>
           <w:sz w:val="32"/>
         </w:rPr>
-        <w:t>しかし、被覆層がどれほど厚くとも、内部の核心構造の基本的な特性――例えば、空洞空間があることや、元</w:t>
-      </w:r>
-      <w:r>
-        <w:rPr>
-          <w:rFonts w:ascii="Yu Gothic" w:eastAsia="Yu Gothic" w:hAnsi="Yu Gothic" w:cs="Yu Gothic" w:hint="eastAsia"/>
-          <w:sz w:val="32"/>
-        </w:rPr>
-        <w:lastRenderedPageBreak/>
-        <w:t>々が卵形であったことなど――は、強い衝撃に対する反応の仕方のような間接的な現象を通じて、あるいは将来科学が収集するかもしれない磁場、重力場、または特別な地震データに関するより深い分析を通じて、現れる可能性があります。</w:t>
-      </w:r>
-    </w:p>
-    <w:p>
-      <w:pPr>
-        <w:pStyle w:val="NormalWeb"/>
-        <w:jc w:val="both"/>
-        <w:rPr>
-          <w:rFonts w:ascii="Yu Gothic" w:eastAsia="Yu Gothic" w:hAnsi="Yu Gothic" w:cs="Yu Gothic"/>
-          <w:sz w:val="32"/>
-        </w:rPr>
-      </w:pPr>
-      <w:r>
-        <w:rPr>
-          <w:rFonts w:ascii="Yu Gothic" w:eastAsia="Yu Gothic" w:hAnsi="Yu Gothic" w:cs="Yu Gothic" w:hint="eastAsia"/>
-          <w:sz w:val="32"/>
-        </w:rPr>
-        <w:t>また、月の一部の特定の地域では、その内部の地質変動や過去の巨大な衝突によって、下の本来の構造の一部が露出したり、表面に近くなったりして、科学者たちがまだ説明しよ</w:t>
-      </w:r>
-      <w:r>
-        <w:rPr>
-          <w:rFonts w:ascii="Yu Gothic" w:eastAsia="Yu Gothic" w:hAnsi="Yu Gothic" w:cs="Yu Gothic" w:hint="eastAsia"/>
-          <w:sz w:val="32"/>
-        </w:rPr>
-        <w:lastRenderedPageBreak/>
-        <w:t>うと努力している地質学的な異常を生み出している可能性もあります。</w:t>
-      </w:r>
-    </w:p>
-    <w:p>
-      <w:pPr>
-        <w:pStyle w:val="NormalWeb"/>
-        <w:jc w:val="both"/>
-        <w:rPr>
-          <w:rFonts w:ascii="Yu Gothic" w:eastAsia="Yu Gothic" w:hAnsi="Yu Gothic" w:cs="Yu Gothic"/>
-          <w:sz w:val="32"/>
-        </w:rPr>
-      </w:pPr>
-      <w:r>
-        <w:rPr>
-          <w:rFonts w:ascii="Yu Gothic" w:eastAsia="Yu Gothic" w:hAnsi="Yu Gothic" w:cs="Yu Gothic" w:hint="eastAsia"/>
-          <w:sz w:val="32"/>
-        </w:rPr>
+        <w:t>しかし、被覆層がどれほど厚くとも、内部の核心構造の基本的な特性――例えば、空洞空間があることや、元々が卵形であったことなど――は、</w:t>
+      </w:r>
+      <w:r>
+        <w:rPr>
+          <w:rFonts w:ascii="Yu Gothic" w:eastAsia="Yu Gothic" w:hAnsi="Yu Gothic" w:cs="Yu Gothic" w:hint="eastAsia"/>
+          <w:sz w:val="32"/>
+        </w:rPr>
+        <w:lastRenderedPageBreak/>
+        <w:t>強い衝撃に対する反応の仕方のような間接的な現象を通じて、あるいは将来科学が収集するかもしれない磁場、重力場、または特別な地震データに関するより深い分析を通じて、現れる可能性があります。</w:t>
+      </w:r>
+    </w:p>
+    <w:p>
+      <w:pPr>
+        <w:pStyle w:val="NormalWeb"/>
+        <w:jc w:val="both"/>
+        <w:rPr>
+          <w:rFonts w:ascii="Yu Gothic" w:eastAsia="Yu Gothic" w:hAnsi="Yu Gothic" w:cs="Yu Gothic"/>
+          <w:sz w:val="32"/>
+        </w:rPr>
+      </w:pPr>
+      <w:r>
+        <w:rPr>
+          <w:rFonts w:ascii="Yu Gothic" w:eastAsia="Yu Gothic" w:hAnsi="Yu Gothic" w:cs="Yu Gothic" w:hint="eastAsia"/>
+          <w:sz w:val="32"/>
+        </w:rPr>
+        <w:t>また、月の一部の特定の地域では、その内部の地質変動や過去の巨大な衝突によって、下の本来の構造の一部が露出したり、表面に近くなったりして、科学者たちがまだ説明しようと努力している地質学的な異常を生み出している可能性もあります。</w:t>
+      </w:r>
+    </w:p>
+    <w:p>
+      <w:pPr>
+        <w:pStyle w:val="NormalWeb"/>
+        <w:jc w:val="both"/>
+        <w:rPr>
+          <w:rFonts w:ascii="Yu Gothic" w:eastAsia="Yu Gothic" w:hAnsi="Yu Gothic" w:cs="Yu Gothic"/>
+          <w:sz w:val="32"/>
+        </w:rPr>
+      </w:pPr>
+      <w:r>
+        <w:rPr>
+          <w:rFonts w:ascii="Yu Gothic" w:eastAsia="Yu Gothic" w:hAnsi="Yu Gothic" w:cs="Yu Gothic" w:hint="eastAsia"/>
+          <w:sz w:val="32"/>
+        </w:rPr>
+        <w:lastRenderedPageBreak/>
         <w:t>要するに、私たちが見る純粋な土や岩の外観は、時間のベールに過ぎません。その下には、過ぎ去った時代の傑作、私たちが遠くからでは認識できないほどの秘密と機能を秘めた人工物が、今もなお存在しているのです。</w:t>
       </w:r>
     </w:p>
@@ -6632,7 +6645,6 @@
           <w:bCs/>
           <w:sz w:val="32"/>
         </w:rPr>
-        <w:lastRenderedPageBreak/>
         <w:t>ジャック・ヴォス：</w:t>
       </w:r>
     </w:p>
@@ -6650,6 +6662,7 @@
           <w:rFonts w:ascii="Yu Gothic" w:eastAsia="Yu Gothic" w:hAnsi="Yu Gothic" w:cs="Yu Gothic" w:hint="eastAsia"/>
           <w:sz w:val="32"/>
         </w:rPr>
+        <w:lastRenderedPageBreak/>
         <w:t>もし月が巨大な人工の「宇宙船」のようなものだとしたら、それは地球とどのように相互作用したのでしょうか？あなたが言及された「黄金時代」に、地球はどのように破壊されたのですか？そして、それは月に何か影響を及ぼしましたか？</w:t>
       </w:r>
     </w:p>
@@ -24296,8 +24309,6 @@
           <w:szCs w:val="24"/>
         </w:rPr>
       </w:pPr>
-      <w:bookmarkStart w:id="0" w:name="_GoBack"/>
-      <w:bookmarkEnd w:id="0"/>
     </w:p>
     <w:p>
       <w:pPr>
@@ -25489,7 +25500,21 @@
           <w:rFonts w:ascii="Yu Gothic" w:eastAsia="Yu Gothic" w:hAnsi="Yu Gothic" w:cs="Yu Gothic"/>
           <w:sz w:val="32"/>
         </w:rPr>
-        <w:t>古代神話における、人類に知識 và 文明をもたらした「神々」が、実は、昔の人々には理解できず、神格化してしまった、卓越した技術を持つ星々からの訪問者であったという可能性はあるだろうか？ 古代の文書における「空飛ぶ乗り物」や「天から</w:t>
+        <w:t xml:space="preserve">古代神話における、人類に知識 </w:t>
+      </w:r>
+      <w:r>
+        <w:rPr>
+          <w:rFonts w:ascii="Yu Gothic" w:eastAsia="Yu Gothic" w:hAnsi="Yu Gothic" w:cs="Yu Gothic"/>
+          <w:sz w:val="32"/>
+        </w:rPr>
+        <w:t xml:space="preserve"> と</w:t>
+      </w:r>
+      <w:r>
+        <w:rPr>
+          <w:rFonts w:ascii="Yu Gothic" w:eastAsia="Yu Gothic" w:hAnsi="Yu Gothic" w:cs="Yu Gothic"/>
+          <w:sz w:val="32"/>
+        </w:rPr>
+        <w:t xml:space="preserve"> 文明をもたらした「神々」が、実は、昔の人々には理解できず、神格化してしまった、卓越した技術を持つ星々からの訪問者であったという可能性はあるだろうか？ 古代の文書における「空飛ぶ乗り物」や「天から</w:t>
       </w:r>
       <w:r>
         <w:rPr>
@@ -26275,6 +26300,31 @@
     <w:p>
       <w:pPr>
         <w:pStyle w:val="NormalWeb"/>
+        <w:rPr>
+          <w:rFonts w:ascii="Yu Gothic" w:eastAsia="Yu Gothic" w:hAnsi="Yu Gothic" w:cs="Yu Gothic"/>
+          <w:sz w:val="32"/>
+        </w:rPr>
+      </w:pPr>
+      <w:r>
+        <w:rPr>
+          <w:rFonts w:ascii="Yu Gothic" w:eastAsia="Yu Gothic" w:hAnsi="Yu Gothic" w:cs="Yu Gothic" w:hint="eastAsia"/>
+          <w:sz w:val="32"/>
+        </w:rPr>
+        <w:t>– ビッグバンを超えた宇宙 (The Universe Beyond The Big Bang)</w:t>
+      </w:r>
+    </w:p>
+    <w:p>
+      <w:pPr>
+        <w:pStyle w:val="NormalWeb"/>
+        <w:rPr>
+          <w:rFonts w:ascii="Yu Gothic" w:eastAsia="Yu Gothic" w:hAnsi="Yu Gothic" w:cs="Yu Gothic"/>
+          <w:sz w:val="32"/>
+        </w:rPr>
+      </w:pPr>
+    </w:p>
+    <w:p>
+      <w:pPr>
+        <w:pStyle w:val="NormalWeb"/>
         <w:pBdr>
           <w:bottom w:val="single" w:sz="4" w:space="0" w:color="auto"/>
         </w:pBdr>
@@ -26301,6 +26351,15 @@
           <w:sz w:val="32"/>
         </w:rPr>
       </w:pPr>
+    </w:p>
+    <w:p>
+      <w:pPr>
+        <w:pStyle w:val="NormalWeb"/>
+        <w:rPr>
+          <w:rFonts w:ascii="Yu Gothic" w:eastAsia="Yu Gothic" w:hAnsi="Yu Gothic" w:cs="Yu Gothic"/>
+          <w:sz w:val="32"/>
+        </w:rPr>
+      </w:pPr>
       <w:r>
         <w:rPr>
           <w:rFonts w:ascii="Yu Gothic" w:eastAsia="Yu Gothic" w:hAnsi="Yu Gothic" w:cs="Yu Gothic" w:hint="eastAsia"/>
@@ -26324,7 +26383,17 @@
           <w:bCs/>
           <w:sz w:val="32"/>
         </w:rPr>
-        <w:t>真実を探求するあなたの旅路に、神と仏の祝福があらんことを。</w:t>
+        <w:t>真実を探</w:t>
+      </w:r>
+      <w:r>
+        <w:rPr>
+          <w:rFonts w:ascii="Yu Gothic" w:eastAsia="Yu Gothic" w:hAnsi="Yu Gothic" w:cs="Yu Gothic" w:hint="eastAsia"/>
+          <w:b/>
+          <w:bCs/>
+          <w:sz w:val="32"/>
+        </w:rPr>
+        <w:lastRenderedPageBreak/>
+        <w:t>求するあなたの旅路に、神と仏の祝福があらんことを。</w:t>
       </w:r>
     </w:p>
     <w:p>
@@ -26431,7 +26500,7 @@
             <w:sz w:val="24"/>
             <w:szCs w:val="24"/>
           </w:rPr>
-          <w:t>562</w:t>
+          <w:t>86</w:t>
         </w:r>
         <w:r>
           <w:rPr>
